--- a/format/md-26/04_Design_Analysis_and_VV_Report_Template.docx
+++ b/format/md-26/04_Design_Analysis_and_VV_Report_Template.docx
@@ -4,91 +4,72 @@
   <w:body>
     <w:p>
       <w:pPr>
-        <w:keepNext/>
-        <w:keepLines w:val="0"/>
-        <w:spacing w:before="0" w:after="60" w:line="252" w:lineRule="auto"/>
+        <w:spacing w:before="0" w:after="20" w:line="240" w:lineRule="auto"/>
         <w:jc w:val="center"/>
       </w:pPr>
       <w:r>
         <w:rPr>
-          <w:rFonts w:ascii="Times New Roman" w:hAnsi="Times New Roman" w:cs="Times New Roman"/>
+          <w:rFonts w:ascii="Times New Roman" w:hAnsi="Times New Roman" w:eastAsia="Times New Roman"/>
           <w:b/>
           <w:i w:val="0"/>
-          <w:vanish w:val="0"/>
-          <w:color w:val="000000"/>
-          <w:sz w:val="32"/>
+          <w:sz w:val="24"/>
         </w:rPr>
         <w:t>DESIGN ANALYSIS AND VERIFICATION / VALIDATION REPORT</w:t>
       </w:r>
     </w:p>
     <w:p>
       <w:pPr>
-        <w:keepNext/>
-        <w:keepLines w:val="0"/>
-        <w:spacing w:before="0" w:after="240" w:line="252" w:lineRule="auto"/>
+        <w:spacing w:before="0" w:after="100" w:line="240" w:lineRule="auto"/>
         <w:jc w:val="center"/>
       </w:pPr>
       <w:r>
         <w:rPr>
-          <w:rFonts w:ascii="Times New Roman" w:hAnsi="Times New Roman" w:cs="Times New Roman"/>
+          <w:rFonts w:ascii="Times New Roman" w:hAnsi="Times New Roman" w:eastAsia="Times New Roman"/>
           <w:b w:val="0"/>
           <w:i w:val="0"/>
-          <w:vanish w:val="0"/>
-          <w:color w:val="000000"/>
-          <w:sz w:val="22"/>
+          <w:sz w:val="21"/>
         </w:rPr>
-        <w:t>Form MD-26 technical dossier</w:t>
+        <w:t>Form MD-26 Technical Dossier</w:t>
       </w:r>
     </w:p>
     <w:tbl>
       <w:tblPr>
-        <w:tblW w:type="dxa" w:w="8906"/>
-        <w:jc w:val="left"/>
+        <w:tblW w:type="auto" w:w="0"/>
+        <w:jc w:val="center"/>
         <w:tblLayout w:type="fixed"/>
         <w:tblLook w:firstColumn="1" w:firstRow="1" w:lastColumn="0" w:lastRow="0" w:noHBand="0" w:noVBand="1" w:val="04A0"/>
-        <w:tblInd w:w="110" w:type="dxa"/>
+        <w:tblBorders>
+          <w:top w:val="single" w:sz="6" w:space="0" w:color="777777"/>
+          <w:left w:val="single" w:sz="6" w:space="0" w:color="777777"/>
+          <w:bottom w:val="single" w:sz="6" w:space="0" w:color="777777"/>
+          <w:right w:val="single" w:sz="6" w:space="0" w:color="777777"/>
+          <w:insideH w:val="single" w:sz="6" w:space="0" w:color="777777"/>
+          <w:insideV w:val="single" w:sz="6" w:space="0" w:color="777777"/>
+        </w:tblBorders>
+        <w:tblLayout w:type="fixed"/>
       </w:tblPr>
       <w:tblGrid>
-        <w:gridCol w:w="2300"/>
-        <w:gridCol w:w="6606"/>
+        <w:gridCol w:w="5328"/>
+        <w:gridCol w:w="5328"/>
       </w:tblGrid>
       <w:tr>
-        <w:trPr>
-          <w:cantSplit w:val="true"/>
-        </w:trPr>
         <w:tc>
           <w:tcPr>
-            <w:tcW w:type="dxa" w:w="2300"/>
-            <w:tcMar>
-              <w:top w:w="90" w:type="dxa"/>
-              <w:start w:w="110" w:type="dxa"/>
-              <w:bottom w:w="90" w:type="dxa"/>
-              <w:end w:w="110" w:type="dxa"/>
-            </w:tcMar>
-            <w:tcBorders>
-              <w:top w:val="single" w:sz="6" w:space="0" w:color="808080"/>
-              <w:start w:val="single" w:sz="6" w:space="0" w:color="808080"/>
-              <w:bottom w:val="single" w:sz="6" w:space="0" w:color="808080"/>
-              <w:end w:val="single" w:sz="6" w:space="0" w:color="808080"/>
-              <w:insideH w:val="single" w:sz="6" w:space="0" w:color="808080"/>
-              <w:insideV w:val="single" w:sz="6" w:space="0" w:color="808080"/>
-            </w:tcBorders>
+            <w:tcW w:type="dxa" w:w="3384"/>
             <w:vAlign w:val="center"/>
-            <w:shd w:val="clear" w:color="auto" w:fill="F2F2F2"/>
+            <w:shd w:fill="E7E7E7"/>
           </w:tcPr>
           <w:p>
             <w:pPr>
-              <w:spacing w:before="0" w:after="0" w:line="252" w:lineRule="auto"/>
+              <w:spacing w:after="0" w:line="240" w:lineRule="auto"/>
               <w:jc w:val="left"/>
             </w:pPr>
             <w:r/>
             <w:r>
               <w:rPr>
-                <w:rFonts w:ascii="Times New Roman" w:hAnsi="Times New Roman" w:cs="Times New Roman"/>
+                <w:rFonts w:ascii="Times New Roman" w:hAnsi="Times New Roman" w:eastAsia="Times New Roman"/>
                 <w:b/>
                 <w:i w:val="0"/>
-                <w:vanish w:val="0"/>
-                <w:color w:val="000000"/>
                 <w:sz w:val="18"/>
               </w:rPr>
               <w:t>Applicant</w:t>
@@ -97,36 +78,20 @@
         </w:tc>
         <w:tc>
           <w:tcPr>
-            <w:tcW w:type="dxa" w:w="6606"/>
-            <w:tcMar>
-              <w:top w:w="90" w:type="dxa"/>
-              <w:start w:w="110" w:type="dxa"/>
-              <w:bottom w:w="90" w:type="dxa"/>
-              <w:end w:w="110" w:type="dxa"/>
-            </w:tcMar>
-            <w:tcBorders>
-              <w:top w:val="single" w:sz="6" w:space="0" w:color="808080"/>
-              <w:start w:val="single" w:sz="6" w:space="0" w:color="808080"/>
-              <w:bottom w:val="single" w:sz="6" w:space="0" w:color="808080"/>
-              <w:end w:val="single" w:sz="6" w:space="0" w:color="808080"/>
-              <w:insideH w:val="single" w:sz="6" w:space="0" w:color="808080"/>
-              <w:insideV w:val="single" w:sz="6" w:space="0" w:color="808080"/>
-            </w:tcBorders>
+            <w:tcW w:type="dxa" w:w="9432"/>
             <w:vAlign w:val="center"/>
           </w:tcPr>
           <w:p>
             <w:pPr>
-              <w:spacing w:before="0" w:after="0" w:line="252" w:lineRule="auto"/>
+              <w:spacing w:after="0" w:line="240" w:lineRule="auto"/>
               <w:jc w:val="left"/>
             </w:pPr>
             <w:r/>
             <w:r>
               <w:rPr>
-                <w:rFonts w:ascii="Times New Roman" w:hAnsi="Times New Roman" w:cs="Times New Roman"/>
+                <w:rFonts w:ascii="Times New Roman" w:hAnsi="Times New Roman" w:eastAsia="Times New Roman"/>
                 <w:b w:val="0"/>
                 <w:i w:val="0"/>
-                <w:vanish w:val="0"/>
-                <w:color w:val="000000"/>
                 <w:sz w:val="18"/>
               </w:rPr>
               <w:t>{applicantName}</w:t>
@@ -135,42 +100,23 @@
         </w:tc>
       </w:tr>
       <w:tr>
-        <w:trPr>
-          <w:cantSplit w:val="true"/>
-        </w:trPr>
         <w:tc>
           <w:tcPr>
-            <w:tcW w:type="dxa" w:w="2300"/>
-            <w:tcMar>
-              <w:top w:w="90" w:type="dxa"/>
-              <w:start w:w="110" w:type="dxa"/>
-              <w:bottom w:w="90" w:type="dxa"/>
-              <w:end w:w="110" w:type="dxa"/>
-            </w:tcMar>
-            <w:tcBorders>
-              <w:top w:val="single" w:sz="6" w:space="0" w:color="808080"/>
-              <w:start w:val="single" w:sz="6" w:space="0" w:color="808080"/>
-              <w:bottom w:val="single" w:sz="6" w:space="0" w:color="808080"/>
-              <w:end w:val="single" w:sz="6" w:space="0" w:color="808080"/>
-              <w:insideH w:val="single" w:sz="6" w:space="0" w:color="808080"/>
-              <w:insideV w:val="single" w:sz="6" w:space="0" w:color="808080"/>
-            </w:tcBorders>
+            <w:tcW w:type="dxa" w:w="3384"/>
             <w:vAlign w:val="center"/>
-            <w:shd w:val="clear" w:color="auto" w:fill="F2F2F2"/>
+            <w:shd w:fill="E7E7E7"/>
           </w:tcPr>
           <w:p>
             <w:pPr>
-              <w:spacing w:before="0" w:after="0" w:line="252" w:lineRule="auto"/>
+              <w:spacing w:after="0" w:line="240" w:lineRule="auto"/>
               <w:jc w:val="left"/>
             </w:pPr>
             <w:r/>
             <w:r>
               <w:rPr>
-                <w:rFonts w:ascii="Times New Roman" w:hAnsi="Times New Roman" w:cs="Times New Roman"/>
+                <w:rFonts w:ascii="Times New Roman" w:hAnsi="Times New Roman" w:eastAsia="Times New Roman"/>
                 <w:b/>
                 <w:i w:val="0"/>
-                <w:vanish w:val="0"/>
-                <w:color w:val="000000"/>
                 <w:sz w:val="18"/>
               </w:rPr>
               <w:t>Device</w:t>
@@ -179,36 +125,20 @@
         </w:tc>
         <w:tc>
           <w:tcPr>
-            <w:tcW w:type="dxa" w:w="6606"/>
-            <w:tcMar>
-              <w:top w:w="90" w:type="dxa"/>
-              <w:start w:w="110" w:type="dxa"/>
-              <w:bottom w:w="90" w:type="dxa"/>
-              <w:end w:w="110" w:type="dxa"/>
-            </w:tcMar>
-            <w:tcBorders>
-              <w:top w:val="single" w:sz="6" w:space="0" w:color="808080"/>
-              <w:start w:val="single" w:sz="6" w:space="0" w:color="808080"/>
-              <w:bottom w:val="single" w:sz="6" w:space="0" w:color="808080"/>
-              <w:end w:val="single" w:sz="6" w:space="0" w:color="808080"/>
-              <w:insideH w:val="single" w:sz="6" w:space="0" w:color="808080"/>
-              <w:insideV w:val="single" w:sz="6" w:space="0" w:color="808080"/>
-            </w:tcBorders>
+            <w:tcW w:type="dxa" w:w="9432"/>
             <w:vAlign w:val="center"/>
           </w:tcPr>
           <w:p>
             <w:pPr>
-              <w:spacing w:before="0" w:after="0" w:line="252" w:lineRule="auto"/>
+              <w:spacing w:after="0" w:line="240" w:lineRule="auto"/>
               <w:jc w:val="left"/>
             </w:pPr>
             <w:r/>
             <w:r>
               <w:rPr>
-                <w:rFonts w:ascii="Times New Roman" w:hAnsi="Times New Roman" w:cs="Times New Roman"/>
+                <w:rFonts w:ascii="Times New Roman" w:hAnsi="Times New Roman" w:eastAsia="Times New Roman"/>
                 <w:b w:val="0"/>
                 <w:i w:val="0"/>
-                <w:vanish w:val="0"/>
-                <w:color w:val="000000"/>
                 <w:sz w:val="18"/>
               </w:rPr>
               <w:t>{deviceGenericName}</w:t>
@@ -217,42 +147,23 @@
         </w:tc>
       </w:tr>
       <w:tr>
-        <w:trPr>
-          <w:cantSplit w:val="true"/>
-        </w:trPr>
         <w:tc>
           <w:tcPr>
-            <w:tcW w:type="dxa" w:w="2300"/>
-            <w:tcMar>
-              <w:top w:w="90" w:type="dxa"/>
-              <w:start w:w="110" w:type="dxa"/>
-              <w:bottom w:w="90" w:type="dxa"/>
-              <w:end w:w="110" w:type="dxa"/>
-            </w:tcMar>
-            <w:tcBorders>
-              <w:top w:val="single" w:sz="6" w:space="0" w:color="808080"/>
-              <w:start w:val="single" w:sz="6" w:space="0" w:color="808080"/>
-              <w:bottom w:val="single" w:sz="6" w:space="0" w:color="808080"/>
-              <w:end w:val="single" w:sz="6" w:space="0" w:color="808080"/>
-              <w:insideH w:val="single" w:sz="6" w:space="0" w:color="808080"/>
-              <w:insideV w:val="single" w:sz="6" w:space="0" w:color="808080"/>
-            </w:tcBorders>
+            <w:tcW w:type="dxa" w:w="3384"/>
             <w:vAlign w:val="center"/>
-            <w:shd w:val="clear" w:color="auto" w:fill="F2F2F2"/>
+            <w:shd w:fill="E7E7E7"/>
           </w:tcPr>
           <w:p>
             <w:pPr>
-              <w:spacing w:before="0" w:after="0" w:line="252" w:lineRule="auto"/>
+              <w:spacing w:after="0" w:line="240" w:lineRule="auto"/>
               <w:jc w:val="left"/>
             </w:pPr>
             <w:r/>
             <w:r>
               <w:rPr>
-                <w:rFonts w:ascii="Times New Roman" w:hAnsi="Times New Roman" w:cs="Times New Roman"/>
+                <w:rFonts w:ascii="Times New Roman" w:hAnsi="Times New Roman" w:eastAsia="Times New Roman"/>
                 <w:b/>
                 <w:i w:val="0"/>
-                <w:vanish w:val="0"/>
-                <w:color w:val="000000"/>
                 <w:sz w:val="18"/>
               </w:rPr>
               <w:t>Document No. / Revision</w:t>
@@ -261,36 +172,20 @@
         </w:tc>
         <w:tc>
           <w:tcPr>
-            <w:tcW w:type="dxa" w:w="6606"/>
-            <w:tcMar>
-              <w:top w:w="90" w:type="dxa"/>
-              <w:start w:w="110" w:type="dxa"/>
-              <w:bottom w:w="90" w:type="dxa"/>
-              <w:end w:w="110" w:type="dxa"/>
-            </w:tcMar>
-            <w:tcBorders>
-              <w:top w:val="single" w:sz="6" w:space="0" w:color="808080"/>
-              <w:start w:val="single" w:sz="6" w:space="0" w:color="808080"/>
-              <w:bottom w:val="single" w:sz="6" w:space="0" w:color="808080"/>
-              <w:end w:val="single" w:sz="6" w:space="0" w:color="808080"/>
-              <w:insideH w:val="single" w:sz="6" w:space="0" w:color="808080"/>
-              <w:insideV w:val="single" w:sz="6" w:space="0" w:color="808080"/>
-            </w:tcBorders>
+            <w:tcW w:type="dxa" w:w="9432"/>
             <w:vAlign w:val="center"/>
           </w:tcPr>
           <w:p>
             <w:pPr>
-              <w:spacing w:before="0" w:after="0" w:line="252" w:lineRule="auto"/>
+              <w:spacing w:after="0" w:line="240" w:lineRule="auto"/>
               <w:jc w:val="left"/>
             </w:pPr>
             <w:r/>
             <w:r>
               <w:rPr>
-                <w:rFonts w:ascii="Times New Roman" w:hAnsi="Times New Roman" w:cs="Times New Roman"/>
+                <w:rFonts w:ascii="Times New Roman" w:hAnsi="Times New Roman" w:eastAsia="Times New Roman"/>
                 <w:b w:val="0"/>
                 <w:i w:val="0"/>
-                <w:vanish w:val="0"/>
-                <w:color w:val="000000"/>
                 <w:sz w:val="18"/>
               </w:rPr>
               <w:t>{documentNumber} / {documentRevision}</w:t>
@@ -299,42 +194,23 @@
         </w:tc>
       </w:tr>
       <w:tr>
-        <w:trPr>
-          <w:cantSplit w:val="true"/>
-        </w:trPr>
         <w:tc>
           <w:tcPr>
-            <w:tcW w:type="dxa" w:w="2300"/>
-            <w:tcMar>
-              <w:top w:w="90" w:type="dxa"/>
-              <w:start w:w="110" w:type="dxa"/>
-              <w:bottom w:w="90" w:type="dxa"/>
-              <w:end w:w="110" w:type="dxa"/>
-            </w:tcMar>
-            <w:tcBorders>
-              <w:top w:val="single" w:sz="6" w:space="0" w:color="808080"/>
-              <w:start w:val="single" w:sz="6" w:space="0" w:color="808080"/>
-              <w:bottom w:val="single" w:sz="6" w:space="0" w:color="808080"/>
-              <w:end w:val="single" w:sz="6" w:space="0" w:color="808080"/>
-              <w:insideH w:val="single" w:sz="6" w:space="0" w:color="808080"/>
-              <w:insideV w:val="single" w:sz="6" w:space="0" w:color="808080"/>
-            </w:tcBorders>
+            <w:tcW w:type="dxa" w:w="3384"/>
             <w:vAlign w:val="center"/>
-            <w:shd w:val="clear" w:color="auto" w:fill="F2F2F2"/>
+            <w:shd w:fill="E7E7E7"/>
           </w:tcPr>
           <w:p>
             <w:pPr>
-              <w:spacing w:before="0" w:after="0" w:line="252" w:lineRule="auto"/>
+              <w:spacing w:after="0" w:line="240" w:lineRule="auto"/>
               <w:jc w:val="left"/>
             </w:pPr>
             <w:r/>
             <w:r>
               <w:rPr>
-                <w:rFonts w:ascii="Times New Roman" w:hAnsi="Times New Roman" w:cs="Times New Roman"/>
+                <w:rFonts w:ascii="Times New Roman" w:hAnsi="Times New Roman" w:eastAsia="Times New Roman"/>
                 <w:b/>
                 <w:i w:val="0"/>
-                <w:vanish w:val="0"/>
-                <w:color w:val="000000"/>
                 <w:sz w:val="18"/>
               </w:rPr>
               <w:t>Effective / Report Date</w:t>
@@ -343,36 +219,20 @@
         </w:tc>
         <w:tc>
           <w:tcPr>
-            <w:tcW w:type="dxa" w:w="6606"/>
-            <w:tcMar>
-              <w:top w:w="90" w:type="dxa"/>
-              <w:start w:w="110" w:type="dxa"/>
-              <w:bottom w:w="90" w:type="dxa"/>
-              <w:end w:w="110" w:type="dxa"/>
-            </w:tcMar>
-            <w:tcBorders>
-              <w:top w:val="single" w:sz="6" w:space="0" w:color="808080"/>
-              <w:start w:val="single" w:sz="6" w:space="0" w:color="808080"/>
-              <w:bottom w:val="single" w:sz="6" w:space="0" w:color="808080"/>
-              <w:end w:val="single" w:sz="6" w:space="0" w:color="808080"/>
-              <w:insideH w:val="single" w:sz="6" w:space="0" w:color="808080"/>
-              <w:insideV w:val="single" w:sz="6" w:space="0" w:color="808080"/>
-            </w:tcBorders>
+            <w:tcW w:type="dxa" w:w="9432"/>
             <w:vAlign w:val="center"/>
           </w:tcPr>
           <w:p>
             <w:pPr>
-              <w:spacing w:before="0" w:after="0" w:line="252" w:lineRule="auto"/>
+              <w:spacing w:after="0" w:line="240" w:lineRule="auto"/>
               <w:jc w:val="left"/>
             </w:pPr>
             <w:r/>
             <w:r>
               <w:rPr>
-                <w:rFonts w:ascii="Times New Roman" w:hAnsi="Times New Roman" w:cs="Times New Roman"/>
+                <w:rFonts w:ascii="Times New Roman" w:hAnsi="Times New Roman" w:eastAsia="Times New Roman"/>
                 <w:b w:val="0"/>
                 <w:i w:val="0"/>
-                <w:vanish w:val="0"/>
-                <w:color w:val="000000"/>
                 <w:sz w:val="18"/>
               </w:rPr>
               <w:t>{documentDate}</w:t>
@@ -381,42 +241,23 @@
         </w:tc>
       </w:tr>
       <w:tr>
-        <w:trPr>
-          <w:cantSplit w:val="true"/>
-        </w:trPr>
         <w:tc>
           <w:tcPr>
-            <w:tcW w:type="dxa" w:w="2300"/>
-            <w:tcMar>
-              <w:top w:w="90" w:type="dxa"/>
-              <w:start w:w="110" w:type="dxa"/>
-              <w:bottom w:w="90" w:type="dxa"/>
-              <w:end w:w="110" w:type="dxa"/>
-            </w:tcMar>
-            <w:tcBorders>
-              <w:top w:val="single" w:sz="6" w:space="0" w:color="808080"/>
-              <w:start w:val="single" w:sz="6" w:space="0" w:color="808080"/>
-              <w:bottom w:val="single" w:sz="6" w:space="0" w:color="808080"/>
-              <w:end w:val="single" w:sz="6" w:space="0" w:color="808080"/>
-              <w:insideH w:val="single" w:sz="6" w:space="0" w:color="808080"/>
-              <w:insideV w:val="single" w:sz="6" w:space="0" w:color="808080"/>
-            </w:tcBorders>
+            <w:tcW w:type="dxa" w:w="3384"/>
             <w:vAlign w:val="center"/>
-            <w:shd w:val="clear" w:color="auto" w:fill="F2F2F2"/>
+            <w:shd w:fill="E7E7E7"/>
           </w:tcPr>
           <w:p>
             <w:pPr>
-              <w:spacing w:before="0" w:after="0" w:line="252" w:lineRule="auto"/>
+              <w:spacing w:after="0" w:line="240" w:lineRule="auto"/>
               <w:jc w:val="left"/>
             </w:pPr>
             <w:r/>
             <w:r>
               <w:rPr>
-                <w:rFonts w:ascii="Times New Roman" w:hAnsi="Times New Roman" w:cs="Times New Roman"/>
+                <w:rFonts w:ascii="Times New Roman" w:hAnsi="Times New Roman" w:eastAsia="Times New Roman"/>
                 <w:b/>
                 <w:i w:val="0"/>
-                <w:vanish w:val="0"/>
-                <w:color w:val="000000"/>
                 <w:sz w:val="18"/>
               </w:rPr>
               <w:t>Regulatory basis</w:t>
@@ -425,36 +266,20 @@
         </w:tc>
         <w:tc>
           <w:tcPr>
-            <w:tcW w:type="dxa" w:w="6606"/>
-            <w:tcMar>
-              <w:top w:w="90" w:type="dxa"/>
-              <w:start w:w="110" w:type="dxa"/>
-              <w:bottom w:w="90" w:type="dxa"/>
-              <w:end w:w="110" w:type="dxa"/>
-            </w:tcMar>
-            <w:tcBorders>
-              <w:top w:val="single" w:sz="6" w:space="0" w:color="808080"/>
-              <w:start w:val="single" w:sz="6" w:space="0" w:color="808080"/>
-              <w:bottom w:val="single" w:sz="6" w:space="0" w:color="808080"/>
-              <w:end w:val="single" w:sz="6" w:space="0" w:color="808080"/>
-              <w:insideH w:val="single" w:sz="6" w:space="0" w:color="808080"/>
-              <w:insideV w:val="single" w:sz="6" w:space="0" w:color="808080"/>
-            </w:tcBorders>
+            <w:tcW w:type="dxa" w:w="9432"/>
             <w:vAlign w:val="center"/>
           </w:tcPr>
           <w:p>
             <w:pPr>
-              <w:spacing w:before="0" w:after="0" w:line="252" w:lineRule="auto"/>
+              <w:spacing w:after="0" w:line="240" w:lineRule="auto"/>
               <w:jc w:val="left"/>
             </w:pPr>
             <w:r/>
             <w:r>
               <w:rPr>
-                <w:rFonts w:ascii="Times New Roman" w:hAnsi="Times New Roman" w:cs="Times New Roman"/>
+                <w:rFonts w:ascii="Times New Roman" w:hAnsi="Times New Roman" w:eastAsia="Times New Roman"/>
                 <w:b w:val="0"/>
                 <w:i w:val="0"/>
-                <w:vanish w:val="0"/>
-                <w:color w:val="000000"/>
                 <w:sz w:val="18"/>
               </w:rPr>
               <w:t>Fourth Schedule, Part IV(a)(1) and Form MD-26 checklist items 6.0–6.4</w:t>
@@ -465,81 +290,55 @@
     </w:tbl>
     <w:p>
       <w:pPr>
-        <w:keepNext w:val="0"/>
-        <w:keepLines w:val="0"/>
-        <w:spacing w:before="0" w:after="20" w:line="252" w:lineRule="auto"/>
-      </w:pPr>
-    </w:p>
-    <w:p>
-      <w:pPr>
-        <w:keepNext w:val="0"/>
-        <w:keepLines w:val="0"/>
-        <w:spacing w:before="0" w:after="160" w:line="252" w:lineRule="auto"/>
+        <w:spacing w:before="0" w:after="100" w:line="240" w:lineRule="auto"/>
       </w:pPr>
       <w:r>
         <w:rPr>
-          <w:rFonts w:ascii="Times New Roman" w:hAnsi="Times New Roman" w:cs="Times New Roman"/>
+          <w:rFonts w:ascii="Times New Roman" w:hAnsi="Times New Roman" w:eastAsia="Times New Roman"/>
           <w:b w:val="0"/>
           <w:i/>
-          <w:vanish w:val="0"/>
-          <w:color w:val="666666"/>
           <w:sz w:val="17"/>
         </w:rPr>
-        <w:t>Replace every placeholder with verified information. Where a heading is not applicable, state ‘Not applicable’ and give a concise technical reason; do not delete required headings.</w:t>
+        <w:t>Replace every placeholder with verified information. Where a heading is not applicable, state “Not applicable” and give a concise technical reason; do not delete required headings.</w:t>
       </w:r>
     </w:p>
     <w:p>
       <w:pPr>
-        <w:pStyle w:val="Heading1"/>
+        <w:spacing w:before="0" w:after="20" w:line="240" w:lineRule="auto"/>
       </w:pPr>
       <w:r>
+        <w:rPr>
+          <w:rFonts w:ascii="Times New Roman" w:hAnsi="Times New Roman" w:eastAsia="Times New Roman"/>
+          <w:b/>
+          <w:i w:val="0"/>
+          <w:sz w:val="22"/>
+        </w:rPr>
         <w:t>1. Device configuration covered</w:t>
       </w:r>
     </w:p>
     <w:p>
       <w:pPr>
-        <w:keepNext w:val="0"/>
-        <w:keepLines/>
-        <w:spacing w:before="0" w:after="20" w:line="259" w:lineRule="auto"/>
+        <w:spacing w:before="0" w:after="20" w:line="240" w:lineRule="auto"/>
       </w:pPr>
       <w:r>
         <w:rPr>
-          <w:rFonts w:ascii="Times New Roman" w:hAnsi="Times New Roman" w:cs="Times New Roman"/>
+          <w:rFonts w:ascii="Times New Roman" w:hAnsi="Times New Roman" w:eastAsia="Times New Roman"/>
           <w:b w:val="0"/>
           <w:i w:val="0"/>
-          <w:vanish w:val="0"/>
-          <w:color w:val="000000"/>
           <w:sz w:val="20"/>
         </w:rPr>
         <w:t>{deviceConfigurationCovered}</w:t>
       </w:r>
-      <w:r>
-        <w:rPr>
-          <w:rFonts w:ascii="Times New Roman" w:hAnsi="Times New Roman" w:cs="Times New Roman"/>
-          <w:b w:val="0"/>
-          <w:i w:val="0"/>
-          <w:vanish w:val="0"/>
-          <w:color w:val="000000"/>
-          <w:sz w:val="18"/>
-        </w:rPr>
-        <w:br/>
-        <w:br/>
-        <w:br/>
-      </w:r>
     </w:p>
     <w:p>
       <w:pPr>
-        <w:keepNext w:val="0"/>
-        <w:keepLines w:val="0"/>
-        <w:spacing w:before="0" w:after="80" w:line="252" w:lineRule="auto"/>
+        <w:spacing w:before="0" w:after="80" w:line="240" w:lineRule="auto"/>
       </w:pPr>
       <w:r>
         <w:rPr>
-          <w:rFonts w:ascii="Times New Roman" w:hAnsi="Times New Roman" w:cs="Times New Roman"/>
+          <w:rFonts w:ascii="Times New Roman" w:hAnsi="Times New Roman" w:eastAsia="Times New Roman"/>
           <w:b w:val="0"/>
           <w:i/>
-          <w:vanish w:val="0"/>
-          <w:color w:val="666666"/>
           <w:sz w:val="17"/>
         </w:rPr>
         <w:t>Identify every model/variant/accessory covered and the relationship between configurations.</w:t>
@@ -547,56 +346,41 @@
     </w:p>
     <w:p>
       <w:pPr>
-        <w:pStyle w:val="Heading1"/>
+        <w:spacing w:before="0" w:after="20" w:line="240" w:lineRule="auto"/>
       </w:pPr>
       <w:r>
+        <w:rPr>
+          <w:rFonts w:ascii="Times New Roman" w:hAnsi="Times New Roman" w:eastAsia="Times New Roman"/>
+          <w:b/>
+          <w:i w:val="0"/>
+          <w:sz w:val="22"/>
+        </w:rPr>
         <w:t>2. Design and development plan</w:t>
       </w:r>
     </w:p>
     <w:p>
       <w:pPr>
-        <w:keepNext w:val="0"/>
-        <w:keepLines/>
-        <w:spacing w:before="0" w:after="20" w:line="259" w:lineRule="auto"/>
+        <w:spacing w:before="0" w:after="20" w:line="240" w:lineRule="auto"/>
       </w:pPr>
       <w:r>
         <w:rPr>
-          <w:rFonts w:ascii="Times New Roman" w:hAnsi="Times New Roman" w:cs="Times New Roman"/>
+          <w:rFonts w:ascii="Times New Roman" w:hAnsi="Times New Roman" w:eastAsia="Times New Roman"/>
           <w:b w:val="0"/>
           <w:i w:val="0"/>
-          <w:vanish w:val="0"/>
-          <w:color w:val="000000"/>
           <w:sz w:val="20"/>
         </w:rPr>
         <w:t>{designDevelopmentPlan}</w:t>
       </w:r>
-      <w:r>
-        <w:rPr>
-          <w:rFonts w:ascii="Times New Roman" w:hAnsi="Times New Roman" w:cs="Times New Roman"/>
-          <w:b w:val="0"/>
-          <w:i w:val="0"/>
-          <w:vanish w:val="0"/>
-          <w:color w:val="000000"/>
-          <w:sz w:val="18"/>
-        </w:rPr>
-        <w:br/>
-        <w:br/>
-        <w:br/>
-      </w:r>
     </w:p>
     <w:p>
       <w:pPr>
-        <w:keepNext w:val="0"/>
-        <w:keepLines w:val="0"/>
-        <w:spacing w:before="0" w:after="80" w:line="252" w:lineRule="auto"/>
+        <w:spacing w:before="0" w:after="80" w:line="240" w:lineRule="auto"/>
       </w:pPr>
       <w:r>
         <w:rPr>
-          <w:rFonts w:ascii="Times New Roman" w:hAnsi="Times New Roman" w:cs="Times New Roman"/>
+          <w:rFonts w:ascii="Times New Roman" w:hAnsi="Times New Roman" w:eastAsia="Times New Roman"/>
           <w:b w:val="0"/>
           <w:i/>
-          <w:vanish w:val="0"/>
-          <w:color w:val="666666"/>
           <w:sz w:val="17"/>
         </w:rPr>
         <w:t>Summarise design stages, responsibilities, review gates, applicable procedures and design history file references.</w:t>
@@ -604,64 +388,59 @@
     </w:p>
     <w:p>
       <w:pPr>
-        <w:pStyle w:val="Heading1"/>
+        <w:spacing w:before="0" w:after="40" w:line="240" w:lineRule="auto"/>
       </w:pPr>
       <w:r>
+        <w:rPr>
+          <w:rFonts w:ascii="Times New Roman" w:hAnsi="Times New Roman" w:eastAsia="Times New Roman"/>
+          <w:b/>
+          <w:i w:val="0"/>
+          <w:sz w:val="22"/>
+        </w:rPr>
         <w:t>3. Design inputs</w:t>
       </w:r>
     </w:p>
     <w:tbl>
       <w:tblPr>
-        <w:tblW w:type="dxa" w:w="8906"/>
-        <w:jc w:val="left"/>
+        <w:tblW w:type="auto" w:w="0"/>
+        <w:jc w:val="center"/>
         <w:tblLayout w:type="fixed"/>
         <w:tblLook w:firstColumn="1" w:firstRow="1" w:lastColumn="0" w:lastRow="0" w:noHBand="0" w:noVBand="1" w:val="04A0"/>
-        <w:tblInd w:w="110" w:type="dxa"/>
+        <w:tblBorders>
+          <w:top w:val="single" w:sz="6" w:space="0" w:color="777777"/>
+          <w:left w:val="single" w:sz="6" w:space="0" w:color="777777"/>
+          <w:bottom w:val="single" w:sz="6" w:space="0" w:color="777777"/>
+          <w:right w:val="single" w:sz="6" w:space="0" w:color="777777"/>
+          <w:insideH w:val="single" w:sz="6" w:space="0" w:color="777777"/>
+          <w:insideV w:val="single" w:sz="6" w:space="0" w:color="777777"/>
+        </w:tblBorders>
+        <w:tblLayout w:type="fixed"/>
       </w:tblPr>
       <w:tblGrid>
-        <w:gridCol w:w="1100"/>
-        <w:gridCol w:w="3900"/>
-        <w:gridCol w:w="1700"/>
-        <w:gridCol w:w="2206"/>
+        <w:gridCol w:w="2664"/>
+        <w:gridCol w:w="2664"/>
+        <w:gridCol w:w="2664"/>
+        <w:gridCol w:w="2664"/>
       </w:tblGrid>
       <w:tr>
-        <w:trPr>
-          <w:tblHeader w:val="true"/>
-        </w:trPr>
         <w:tc>
           <w:tcPr>
-            <w:tcW w:type="dxa" w:w="1100"/>
-            <w:tcMar>
-              <w:top w:w="90" w:type="dxa"/>
-              <w:start w:w="110" w:type="dxa"/>
-              <w:bottom w:w="90" w:type="dxa"/>
-              <w:end w:w="110" w:type="dxa"/>
-            </w:tcMar>
-            <w:tcBorders>
-              <w:top w:val="single" w:sz="6" w:space="0" w:color="808080"/>
-              <w:start w:val="single" w:sz="6" w:space="0" w:color="808080"/>
-              <w:bottom w:val="single" w:sz="6" w:space="0" w:color="808080"/>
-              <w:end w:val="single" w:sz="6" w:space="0" w:color="808080"/>
-              <w:insideH w:val="single" w:sz="6" w:space="0" w:color="808080"/>
-              <w:insideV w:val="single" w:sz="6" w:space="0" w:color="808080"/>
-            </w:tcBorders>
+            <w:tcW w:type="dxa" w:w="1440"/>
             <w:vAlign w:val="center"/>
-            <w:shd w:val="clear" w:color="auto" w:fill="E7E6E6"/>
+            <w:shd w:fill="E7E7E7"/>
           </w:tcPr>
           <w:p>
             <w:pPr>
-              <w:spacing w:before="0" w:after="0" w:line="252" w:lineRule="auto"/>
+              <w:spacing w:after="0" w:line="240" w:lineRule="auto"/>
               <w:jc w:val="center"/>
             </w:pPr>
             <w:r/>
             <w:r>
               <w:rPr>
-                <w:rFonts w:ascii="Times New Roman" w:hAnsi="Times New Roman" w:cs="Times New Roman"/>
+                <w:rFonts w:ascii="Times New Roman" w:hAnsi="Times New Roman" w:eastAsia="Times New Roman"/>
                 <w:b/>
                 <w:i w:val="0"/>
-                <w:vanish w:val="0"/>
-                <w:color w:val="000000"/>
-                <w:sz w:val="16"/>
+                <w:sz w:val="17"/>
               </w:rPr>
               <w:t>Input ID</w:t>
             </w:r>
@@ -669,38 +448,22 @@
         </w:tc>
         <w:tc>
           <w:tcPr>
-            <w:tcW w:type="dxa" w:w="3900"/>
-            <w:tcMar>
-              <w:top w:w="90" w:type="dxa"/>
-              <w:start w:w="110" w:type="dxa"/>
-              <w:bottom w:w="90" w:type="dxa"/>
-              <w:end w:w="110" w:type="dxa"/>
-            </w:tcMar>
-            <w:tcBorders>
-              <w:top w:val="single" w:sz="6" w:space="0" w:color="808080"/>
-              <w:start w:val="single" w:sz="6" w:space="0" w:color="808080"/>
-              <w:bottom w:val="single" w:sz="6" w:space="0" w:color="808080"/>
-              <w:end w:val="single" w:sz="6" w:space="0" w:color="808080"/>
-              <w:insideH w:val="single" w:sz="6" w:space="0" w:color="808080"/>
-              <w:insideV w:val="single" w:sz="6" w:space="0" w:color="808080"/>
-            </w:tcBorders>
+            <w:tcW w:type="dxa" w:w="5760"/>
             <w:vAlign w:val="center"/>
-            <w:shd w:val="clear" w:color="auto" w:fill="E7E6E6"/>
+            <w:shd w:fill="E7E7E7"/>
           </w:tcPr>
           <w:p>
             <w:pPr>
-              <w:spacing w:before="0" w:after="0" w:line="252" w:lineRule="auto"/>
+              <w:spacing w:after="0" w:line="240" w:lineRule="auto"/>
               <w:jc w:val="center"/>
             </w:pPr>
             <w:r/>
             <w:r>
               <w:rPr>
-                <w:rFonts w:ascii="Times New Roman" w:hAnsi="Times New Roman" w:cs="Times New Roman"/>
+                <w:rFonts w:ascii="Times New Roman" w:hAnsi="Times New Roman" w:eastAsia="Times New Roman"/>
                 <w:b/>
                 <w:i w:val="0"/>
-                <w:vanish w:val="0"/>
-                <w:color w:val="000000"/>
-                <w:sz w:val="16"/>
+                <w:sz w:val="17"/>
               </w:rPr>
               <w:t>User / performance / safety requirement</w:t>
             </w:r>
@@ -708,38 +471,22 @@
         </w:tc>
         <w:tc>
           <w:tcPr>
-            <w:tcW w:type="dxa" w:w="1700"/>
-            <w:tcMar>
-              <w:top w:w="90" w:type="dxa"/>
-              <w:start w:w="110" w:type="dxa"/>
-              <w:bottom w:w="90" w:type="dxa"/>
-              <w:end w:w="110" w:type="dxa"/>
-            </w:tcMar>
-            <w:tcBorders>
-              <w:top w:val="single" w:sz="6" w:space="0" w:color="808080"/>
-              <w:start w:val="single" w:sz="6" w:space="0" w:color="808080"/>
-              <w:bottom w:val="single" w:sz="6" w:space="0" w:color="808080"/>
-              <w:end w:val="single" w:sz="6" w:space="0" w:color="808080"/>
-              <w:insideH w:val="single" w:sz="6" w:space="0" w:color="808080"/>
-              <w:insideV w:val="single" w:sz="6" w:space="0" w:color="808080"/>
-            </w:tcBorders>
+            <w:tcW w:type="dxa" w:w="2880"/>
             <w:vAlign w:val="center"/>
-            <w:shd w:val="clear" w:color="auto" w:fill="E7E6E6"/>
+            <w:shd w:fill="E7E7E7"/>
           </w:tcPr>
           <w:p>
             <w:pPr>
-              <w:spacing w:before="0" w:after="0" w:line="252" w:lineRule="auto"/>
+              <w:spacing w:after="0" w:line="240" w:lineRule="auto"/>
               <w:jc w:val="center"/>
             </w:pPr>
             <w:r/>
             <w:r>
               <w:rPr>
-                <w:rFonts w:ascii="Times New Roman" w:hAnsi="Times New Roman" w:cs="Times New Roman"/>
+                <w:rFonts w:ascii="Times New Roman" w:hAnsi="Times New Roman" w:eastAsia="Times New Roman"/>
                 <w:b/>
                 <w:i w:val="0"/>
-                <w:vanish w:val="0"/>
-                <w:color w:val="000000"/>
-                <w:sz w:val="16"/>
+                <w:sz w:val="17"/>
               </w:rPr>
               <w:t>Source</w:t>
             </w:r>
@@ -747,38 +494,22 @@
         </w:tc>
         <w:tc>
           <w:tcPr>
-            <w:tcW w:type="dxa" w:w="2206"/>
-            <w:tcMar>
-              <w:top w:w="90" w:type="dxa"/>
-              <w:start w:w="110" w:type="dxa"/>
-              <w:bottom w:w="90" w:type="dxa"/>
-              <w:end w:w="110" w:type="dxa"/>
-            </w:tcMar>
-            <w:tcBorders>
-              <w:top w:val="single" w:sz="6" w:space="0" w:color="808080"/>
-              <w:start w:val="single" w:sz="6" w:space="0" w:color="808080"/>
-              <w:bottom w:val="single" w:sz="6" w:space="0" w:color="808080"/>
-              <w:end w:val="single" w:sz="6" w:space="0" w:color="808080"/>
-              <w:insideH w:val="single" w:sz="6" w:space="0" w:color="808080"/>
-              <w:insideV w:val="single" w:sz="6" w:space="0" w:color="808080"/>
-            </w:tcBorders>
+            <w:tcW w:type="dxa" w:w="2736"/>
             <w:vAlign w:val="center"/>
-            <w:shd w:val="clear" w:color="auto" w:fill="E7E6E6"/>
+            <w:shd w:fill="E7E7E7"/>
           </w:tcPr>
           <w:p>
             <w:pPr>
-              <w:spacing w:before="0" w:after="0" w:line="252" w:lineRule="auto"/>
+              <w:spacing w:after="0" w:line="240" w:lineRule="auto"/>
               <w:jc w:val="center"/>
             </w:pPr>
             <w:r/>
             <w:r>
               <w:rPr>
-                <w:rFonts w:ascii="Times New Roman" w:hAnsi="Times New Roman" w:cs="Times New Roman"/>
+                <w:rFonts w:ascii="Times New Roman" w:hAnsi="Times New Roman" w:eastAsia="Times New Roman"/>
                 <w:b/>
                 <w:i w:val="0"/>
-                <w:vanish w:val="0"/>
-                <w:color w:val="000000"/>
-                <w:sz w:val="16"/>
+                <w:sz w:val="17"/>
               </w:rPr>
               <w:t>Acceptance criterion</w:t>
             </w:r>
@@ -786,91 +517,45 @@
         </w:tc>
       </w:tr>
       <w:tr>
-        <w:trPr>
-          <w:cantSplit w:val="true"/>
-        </w:trPr>
         <w:tc>
           <w:tcPr>
-            <w:tcW w:type="dxa" w:w="1100"/>
-            <w:tcMar>
-              <w:top w:w="90" w:type="dxa"/>
-              <w:start w:w="110" w:type="dxa"/>
-              <w:bottom w:w="90" w:type="dxa"/>
-              <w:end w:w="110" w:type="dxa"/>
-            </w:tcMar>
-            <w:tcBorders>
-              <w:top w:val="single" w:sz="6" w:space="0" w:color="808080"/>
-              <w:start w:val="single" w:sz="6" w:space="0" w:color="808080"/>
-              <w:bottom w:val="single" w:sz="6" w:space="0" w:color="808080"/>
-              <w:end w:val="single" w:sz="6" w:space="0" w:color="808080"/>
-              <w:insideH w:val="single" w:sz="6" w:space="0" w:color="808080"/>
-              <w:insideV w:val="single" w:sz="6" w:space="0" w:color="808080"/>
-            </w:tcBorders>
+            <w:tcW w:type="dxa" w:w="1440"/>
             <w:vAlign w:val="center"/>
           </w:tcPr>
           <w:p>
             <w:pPr>
-              <w:spacing w:before="0" w:after="0" w:line="240" w:lineRule="auto"/>
-              <w:jc w:val="center"/>
+              <w:spacing w:after="0" w:line="240" w:lineRule="auto"/>
+              <w:jc w:val="left"/>
             </w:pPr>
             <w:r/>
             <w:r>
               <w:rPr>
-                <w:rFonts w:ascii="Times New Roman" w:hAnsi="Times New Roman" w:cs="Times New Roman"/>
+                <w:rFonts w:ascii="Times New Roman" w:hAnsi="Times New Roman" w:eastAsia="Times New Roman"/>
                 <w:b w:val="0"/>
                 <w:i w:val="0"/>
-                <w:vanish/>
-                <w:color w:val="FFFFFF"/>
-                <w:sz w:val="2"/>
+                <w:sz w:val="17"/>
               </w:rPr>
-              <w:t>{#designInputs}</w:t>
-            </w:r>
-            <w:r>
-              <w:rPr>
-                <w:rFonts w:ascii="Times New Roman" w:hAnsi="Times New Roman" w:cs="Times New Roman"/>
-                <w:b w:val="0"/>
-                <w:i w:val="0"/>
-                <w:vanish w:val="0"/>
-                <w:color w:val="000000"/>
-                <w:sz w:val="16"/>
-              </w:rPr>
-              <w:t>{inputId}</w:t>
+              <w:t>{#designInputs}{inputId}</w:t>
             </w:r>
           </w:p>
         </w:tc>
         <w:tc>
           <w:tcPr>
-            <w:tcW w:type="dxa" w:w="3900"/>
-            <w:tcMar>
-              <w:top w:w="90" w:type="dxa"/>
-              <w:start w:w="110" w:type="dxa"/>
-              <w:bottom w:w="90" w:type="dxa"/>
-              <w:end w:w="110" w:type="dxa"/>
-            </w:tcMar>
-            <w:tcBorders>
-              <w:top w:val="single" w:sz="6" w:space="0" w:color="808080"/>
-              <w:start w:val="single" w:sz="6" w:space="0" w:color="808080"/>
-              <w:bottom w:val="single" w:sz="6" w:space="0" w:color="808080"/>
-              <w:end w:val="single" w:sz="6" w:space="0" w:color="808080"/>
-              <w:insideH w:val="single" w:sz="6" w:space="0" w:color="808080"/>
-              <w:insideV w:val="single" w:sz="6" w:space="0" w:color="808080"/>
-            </w:tcBorders>
+            <w:tcW w:type="dxa" w:w="5760"/>
             <w:vAlign w:val="center"/>
           </w:tcPr>
           <w:p>
             <w:pPr>
-              <w:spacing w:before="0" w:after="0" w:line="240" w:lineRule="auto"/>
+              <w:spacing w:after="0" w:line="240" w:lineRule="auto"/>
               <w:jc w:val="left"/>
             </w:pPr>
             <w:r/>
             <w:r>
               <w:rPr>
-                <w:rFonts w:ascii="Times New Roman" w:hAnsi="Times New Roman" w:cs="Times New Roman"/>
+                <w:rFonts w:ascii="Times New Roman" w:hAnsi="Times New Roman" w:eastAsia="Times New Roman"/>
                 <w:b w:val="0"/>
                 <w:i w:val="0"/>
-                <w:vanish w:val="0"/>
-                <w:color w:val="000000"/>
-                <w:sz w:val="16"/>
+                <w:sz w:val="17"/>
               </w:rPr>
               <w:t>{inputRequirement}</w:t>
             </w:r>
@@ -878,37 +563,21 @@
         </w:tc>
         <w:tc>
           <w:tcPr>
-            <w:tcW w:type="dxa" w:w="1700"/>
-            <w:tcMar>
-              <w:top w:w="90" w:type="dxa"/>
-              <w:start w:w="110" w:type="dxa"/>
-              <w:bottom w:w="90" w:type="dxa"/>
-              <w:end w:w="110" w:type="dxa"/>
-            </w:tcMar>
-            <w:tcBorders>
-              <w:top w:val="single" w:sz="6" w:space="0" w:color="808080"/>
-              <w:start w:val="single" w:sz="6" w:space="0" w:color="808080"/>
-              <w:bottom w:val="single" w:sz="6" w:space="0" w:color="808080"/>
-              <w:end w:val="single" w:sz="6" w:space="0" w:color="808080"/>
-              <w:insideH w:val="single" w:sz="6" w:space="0" w:color="808080"/>
-              <w:insideV w:val="single" w:sz="6" w:space="0" w:color="808080"/>
-            </w:tcBorders>
+            <w:tcW w:type="dxa" w:w="2880"/>
             <w:vAlign w:val="center"/>
           </w:tcPr>
           <w:p>
             <w:pPr>
-              <w:spacing w:before="0" w:after="0" w:line="240" w:lineRule="auto"/>
+              <w:spacing w:after="0" w:line="240" w:lineRule="auto"/>
               <w:jc w:val="left"/>
             </w:pPr>
             <w:r/>
             <w:r>
               <w:rPr>
-                <w:rFonts w:ascii="Times New Roman" w:hAnsi="Times New Roman" w:cs="Times New Roman"/>
+                <w:rFonts w:ascii="Times New Roman" w:hAnsi="Times New Roman" w:eastAsia="Times New Roman"/>
                 <w:b w:val="0"/>
                 <w:i w:val="0"/>
-                <w:vanish w:val="0"/>
-                <w:color w:val="000000"/>
-                <w:sz w:val="16"/>
+                <w:sz w:val="17"/>
               </w:rPr>
               <w:t>{source}</w:t>
             </w:r>
@@ -916,50 +585,23 @@
         </w:tc>
         <w:tc>
           <w:tcPr>
-            <w:tcW w:type="dxa" w:w="2206"/>
-            <w:tcMar>
-              <w:top w:w="90" w:type="dxa"/>
-              <w:start w:w="110" w:type="dxa"/>
-              <w:bottom w:w="90" w:type="dxa"/>
-              <w:end w:w="110" w:type="dxa"/>
-            </w:tcMar>
-            <w:tcBorders>
-              <w:top w:val="single" w:sz="6" w:space="0" w:color="808080"/>
-              <w:start w:val="single" w:sz="6" w:space="0" w:color="808080"/>
-              <w:bottom w:val="single" w:sz="6" w:space="0" w:color="808080"/>
-              <w:end w:val="single" w:sz="6" w:space="0" w:color="808080"/>
-              <w:insideH w:val="single" w:sz="6" w:space="0" w:color="808080"/>
-              <w:insideV w:val="single" w:sz="6" w:space="0" w:color="808080"/>
-            </w:tcBorders>
+            <w:tcW w:type="dxa" w:w="2736"/>
             <w:vAlign w:val="center"/>
           </w:tcPr>
           <w:p>
             <w:pPr>
-              <w:spacing w:before="0" w:after="0" w:line="240" w:lineRule="auto"/>
+              <w:spacing w:after="0" w:line="240" w:lineRule="auto"/>
               <w:jc w:val="left"/>
             </w:pPr>
             <w:r/>
             <w:r>
               <w:rPr>
-                <w:rFonts w:ascii="Times New Roman" w:hAnsi="Times New Roman" w:cs="Times New Roman"/>
+                <w:rFonts w:ascii="Times New Roman" w:hAnsi="Times New Roman" w:eastAsia="Times New Roman"/>
                 <w:b w:val="0"/>
                 <w:i w:val="0"/>
-                <w:vanish w:val="0"/>
-                <w:color w:val="000000"/>
-                <w:sz w:val="16"/>
+                <w:sz w:val="17"/>
               </w:rPr>
-              <w:t>{acceptanceCriterion}</w:t>
-            </w:r>
-            <w:r>
-              <w:rPr>
-                <w:rFonts w:ascii="Times New Roman" w:hAnsi="Times New Roman" w:cs="Times New Roman"/>
-                <w:b w:val="0"/>
-                <w:i w:val="0"/>
-                <w:vanish/>
-                <w:color w:val="FFFFFF"/>
-                <w:sz w:val="2"/>
-              </w:rPr>
-              <w:t>{/designInputs}</w:t>
+              <w:t>{acceptanceCriterion}{/designInputs}</w:t>
             </w:r>
           </w:p>
         </w:tc>
@@ -967,71 +609,59 @@
     </w:tbl>
     <w:p>
       <w:pPr>
-        <w:keepNext w:val="0"/>
-        <w:keepLines w:val="0"/>
-        <w:spacing w:before="0" w:after="20" w:line="252" w:lineRule="auto"/>
-      </w:pPr>
-    </w:p>
-    <w:p>
-      <w:pPr>
-        <w:pStyle w:val="Heading1"/>
+        <w:spacing w:before="100" w:after="40" w:line="240" w:lineRule="auto"/>
       </w:pPr>
       <w:r>
+        <w:rPr>
+          <w:rFonts w:ascii="Times New Roman" w:hAnsi="Times New Roman" w:eastAsia="Times New Roman"/>
+          <w:b/>
+          <w:i w:val="0"/>
+          <w:sz w:val="22"/>
+        </w:rPr>
         <w:t>4. Design outputs</w:t>
       </w:r>
     </w:p>
     <w:tbl>
       <w:tblPr>
-        <w:tblW w:type="dxa" w:w="8906"/>
-        <w:jc w:val="left"/>
+        <w:tblW w:type="auto" w:w="0"/>
+        <w:jc w:val="center"/>
         <w:tblLayout w:type="fixed"/>
         <w:tblLook w:firstColumn="1" w:firstRow="1" w:lastColumn="0" w:lastRow="0" w:noHBand="0" w:noVBand="1" w:val="04A0"/>
-        <w:tblInd w:w="110" w:type="dxa"/>
+        <w:tblBorders>
+          <w:top w:val="single" w:sz="6" w:space="0" w:color="777777"/>
+          <w:left w:val="single" w:sz="6" w:space="0" w:color="777777"/>
+          <w:bottom w:val="single" w:sz="6" w:space="0" w:color="777777"/>
+          <w:right w:val="single" w:sz="6" w:space="0" w:color="777777"/>
+          <w:insideH w:val="single" w:sz="6" w:space="0" w:color="777777"/>
+          <w:insideV w:val="single" w:sz="6" w:space="0" w:color="777777"/>
+        </w:tblBorders>
+        <w:tblLayout w:type="fixed"/>
       </w:tblPr>
       <w:tblGrid>
-        <w:gridCol w:w="1100"/>
-        <w:gridCol w:w="3600"/>
-        <w:gridCol w:w="1800"/>
-        <w:gridCol w:w="2406"/>
+        <w:gridCol w:w="2664"/>
+        <w:gridCol w:w="2664"/>
+        <w:gridCol w:w="2664"/>
+        <w:gridCol w:w="2664"/>
       </w:tblGrid>
       <w:tr>
-        <w:trPr>
-          <w:tblHeader w:val="true"/>
-        </w:trPr>
         <w:tc>
           <w:tcPr>
-            <w:tcW w:type="dxa" w:w="1100"/>
-            <w:tcMar>
-              <w:top w:w="90" w:type="dxa"/>
-              <w:start w:w="110" w:type="dxa"/>
-              <w:bottom w:w="90" w:type="dxa"/>
-              <w:end w:w="110" w:type="dxa"/>
-            </w:tcMar>
-            <w:tcBorders>
-              <w:top w:val="single" w:sz="6" w:space="0" w:color="808080"/>
-              <w:start w:val="single" w:sz="6" w:space="0" w:color="808080"/>
-              <w:bottom w:val="single" w:sz="6" w:space="0" w:color="808080"/>
-              <w:end w:val="single" w:sz="6" w:space="0" w:color="808080"/>
-              <w:insideH w:val="single" w:sz="6" w:space="0" w:color="808080"/>
-              <w:insideV w:val="single" w:sz="6" w:space="0" w:color="808080"/>
-            </w:tcBorders>
+            <w:tcW w:type="dxa" w:w="1440"/>
             <w:vAlign w:val="center"/>
-            <w:shd w:val="clear" w:color="auto" w:fill="E7E6E6"/>
+            <w:shd w:fill="E7E7E7"/>
           </w:tcPr>
           <w:p>
             <w:pPr>
-              <w:spacing w:before="0" w:after="0" w:line="252" w:lineRule="auto"/>
+              <w:spacing w:after="0" w:line="240" w:lineRule="auto"/>
               <w:jc w:val="center"/>
             </w:pPr>
             <w:r/>
             <w:r>
               <w:rPr>
-                <w:rFonts w:ascii="Times New Roman" w:hAnsi="Times New Roman" w:cs="Times New Roman"/>
+                <w:rFonts w:ascii="Times New Roman" w:hAnsi="Times New Roman" w:eastAsia="Times New Roman"/>
                 <w:b/>
                 <w:i w:val="0"/>
-                <w:vanish w:val="0"/>
-                <w:color w:val="000000"/>
-                <w:sz w:val="16"/>
+                <w:sz w:val="17"/>
               </w:rPr>
               <w:t>Output ID</w:t>
             </w:r>
@@ -1039,38 +669,22 @@
         </w:tc>
         <w:tc>
           <w:tcPr>
-            <w:tcW w:type="dxa" w:w="3600"/>
-            <w:tcMar>
-              <w:top w:w="90" w:type="dxa"/>
-              <w:start w:w="110" w:type="dxa"/>
-              <w:bottom w:w="90" w:type="dxa"/>
-              <w:end w:w="110" w:type="dxa"/>
-            </w:tcMar>
-            <w:tcBorders>
-              <w:top w:val="single" w:sz="6" w:space="0" w:color="808080"/>
-              <w:start w:val="single" w:sz="6" w:space="0" w:color="808080"/>
-              <w:bottom w:val="single" w:sz="6" w:space="0" w:color="808080"/>
-              <w:end w:val="single" w:sz="6" w:space="0" w:color="808080"/>
-              <w:insideH w:val="single" w:sz="6" w:space="0" w:color="808080"/>
-              <w:insideV w:val="single" w:sz="6" w:space="0" w:color="808080"/>
-            </w:tcBorders>
+            <w:tcW w:type="dxa" w:w="5472"/>
             <w:vAlign w:val="center"/>
-            <w:shd w:val="clear" w:color="auto" w:fill="E7E6E6"/>
+            <w:shd w:fill="E7E7E7"/>
           </w:tcPr>
           <w:p>
             <w:pPr>
-              <w:spacing w:before="0" w:after="0" w:line="252" w:lineRule="auto"/>
+              <w:spacing w:after="0" w:line="240" w:lineRule="auto"/>
               <w:jc w:val="center"/>
             </w:pPr>
             <w:r/>
             <w:r>
               <w:rPr>
-                <w:rFonts w:ascii="Times New Roman" w:hAnsi="Times New Roman" w:cs="Times New Roman"/>
+                <w:rFonts w:ascii="Times New Roman" w:hAnsi="Times New Roman" w:eastAsia="Times New Roman"/>
                 <w:b/>
                 <w:i w:val="0"/>
-                <w:vanish w:val="0"/>
-                <w:color w:val="000000"/>
-                <w:sz w:val="16"/>
+                <w:sz w:val="17"/>
               </w:rPr>
               <w:t>Output / specification</w:t>
             </w:r>
@@ -1078,38 +692,22 @@
         </w:tc>
         <w:tc>
           <w:tcPr>
-            <w:tcW w:type="dxa" w:w="1800"/>
-            <w:tcMar>
-              <w:top w:w="90" w:type="dxa"/>
-              <w:start w:w="110" w:type="dxa"/>
-              <w:bottom w:w="90" w:type="dxa"/>
-              <w:end w:w="110" w:type="dxa"/>
-            </w:tcMar>
-            <w:tcBorders>
-              <w:top w:val="single" w:sz="6" w:space="0" w:color="808080"/>
-              <w:start w:val="single" w:sz="6" w:space="0" w:color="808080"/>
-              <w:bottom w:val="single" w:sz="6" w:space="0" w:color="808080"/>
-              <w:end w:val="single" w:sz="6" w:space="0" w:color="808080"/>
-              <w:insideH w:val="single" w:sz="6" w:space="0" w:color="808080"/>
-              <w:insideV w:val="single" w:sz="6" w:space="0" w:color="808080"/>
-            </w:tcBorders>
+            <w:tcW w:type="dxa" w:w="2880"/>
             <w:vAlign w:val="center"/>
-            <w:shd w:val="clear" w:color="auto" w:fill="E7E6E6"/>
+            <w:shd w:fill="E7E7E7"/>
           </w:tcPr>
           <w:p>
             <w:pPr>
-              <w:spacing w:before="0" w:after="0" w:line="252" w:lineRule="auto"/>
+              <w:spacing w:after="0" w:line="240" w:lineRule="auto"/>
               <w:jc w:val="center"/>
             </w:pPr>
             <w:r/>
             <w:r>
               <w:rPr>
-                <w:rFonts w:ascii="Times New Roman" w:hAnsi="Times New Roman" w:cs="Times New Roman"/>
+                <w:rFonts w:ascii="Times New Roman" w:hAnsi="Times New Roman" w:eastAsia="Times New Roman"/>
                 <w:b/>
                 <w:i w:val="0"/>
-                <w:vanish w:val="0"/>
-                <w:color w:val="000000"/>
-                <w:sz w:val="16"/>
+                <w:sz w:val="17"/>
               </w:rPr>
               <w:t>Linked input(s)</w:t>
             </w:r>
@@ -1117,38 +715,22 @@
         </w:tc>
         <w:tc>
           <w:tcPr>
-            <w:tcW w:type="dxa" w:w="2406"/>
-            <w:tcMar>
-              <w:top w:w="90" w:type="dxa"/>
-              <w:start w:w="110" w:type="dxa"/>
-              <w:bottom w:w="90" w:type="dxa"/>
-              <w:end w:w="110" w:type="dxa"/>
-            </w:tcMar>
-            <w:tcBorders>
-              <w:top w:val="single" w:sz="6" w:space="0" w:color="808080"/>
-              <w:start w:val="single" w:sz="6" w:space="0" w:color="808080"/>
-              <w:bottom w:val="single" w:sz="6" w:space="0" w:color="808080"/>
-              <w:end w:val="single" w:sz="6" w:space="0" w:color="808080"/>
-              <w:insideH w:val="single" w:sz="6" w:space="0" w:color="808080"/>
-              <w:insideV w:val="single" w:sz="6" w:space="0" w:color="808080"/>
-            </w:tcBorders>
+            <w:tcW w:type="dxa" w:w="3024"/>
             <w:vAlign w:val="center"/>
-            <w:shd w:val="clear" w:color="auto" w:fill="E7E6E6"/>
+            <w:shd w:fill="E7E7E7"/>
           </w:tcPr>
           <w:p>
             <w:pPr>
-              <w:spacing w:before="0" w:after="0" w:line="252" w:lineRule="auto"/>
+              <w:spacing w:after="0" w:line="240" w:lineRule="auto"/>
               <w:jc w:val="center"/>
             </w:pPr>
             <w:r/>
             <w:r>
               <w:rPr>
-                <w:rFonts w:ascii="Times New Roman" w:hAnsi="Times New Roman" w:cs="Times New Roman"/>
+                <w:rFonts w:ascii="Times New Roman" w:hAnsi="Times New Roman" w:eastAsia="Times New Roman"/>
                 <w:b/>
                 <w:i w:val="0"/>
-                <w:vanish w:val="0"/>
-                <w:color w:val="000000"/>
-                <w:sz w:val="16"/>
+                <w:sz w:val="17"/>
               </w:rPr>
               <w:t>Controlled document reference</w:t>
             </w:r>
@@ -1156,91 +738,45 @@
         </w:tc>
       </w:tr>
       <w:tr>
-        <w:trPr>
-          <w:cantSplit w:val="true"/>
-        </w:trPr>
         <w:tc>
           <w:tcPr>
-            <w:tcW w:type="dxa" w:w="1100"/>
-            <w:tcMar>
-              <w:top w:w="90" w:type="dxa"/>
-              <w:start w:w="110" w:type="dxa"/>
-              <w:bottom w:w="90" w:type="dxa"/>
-              <w:end w:w="110" w:type="dxa"/>
-            </w:tcMar>
-            <w:tcBorders>
-              <w:top w:val="single" w:sz="6" w:space="0" w:color="808080"/>
-              <w:start w:val="single" w:sz="6" w:space="0" w:color="808080"/>
-              <w:bottom w:val="single" w:sz="6" w:space="0" w:color="808080"/>
-              <w:end w:val="single" w:sz="6" w:space="0" w:color="808080"/>
-              <w:insideH w:val="single" w:sz="6" w:space="0" w:color="808080"/>
-              <w:insideV w:val="single" w:sz="6" w:space="0" w:color="808080"/>
-            </w:tcBorders>
+            <w:tcW w:type="dxa" w:w="1440"/>
             <w:vAlign w:val="center"/>
           </w:tcPr>
           <w:p>
             <w:pPr>
-              <w:spacing w:before="0" w:after="0" w:line="240" w:lineRule="auto"/>
-              <w:jc w:val="center"/>
+              <w:spacing w:after="0" w:line="240" w:lineRule="auto"/>
+              <w:jc w:val="left"/>
             </w:pPr>
             <w:r/>
             <w:r>
               <w:rPr>
-                <w:rFonts w:ascii="Times New Roman" w:hAnsi="Times New Roman" w:cs="Times New Roman"/>
+                <w:rFonts w:ascii="Times New Roman" w:hAnsi="Times New Roman" w:eastAsia="Times New Roman"/>
                 <w:b w:val="0"/>
                 <w:i w:val="0"/>
-                <w:vanish/>
-                <w:color w:val="FFFFFF"/>
-                <w:sz w:val="2"/>
+                <w:sz w:val="17"/>
               </w:rPr>
-              <w:t>{#designOutputs}</w:t>
-            </w:r>
-            <w:r>
-              <w:rPr>
-                <w:rFonts w:ascii="Times New Roman" w:hAnsi="Times New Roman" w:cs="Times New Roman"/>
-                <w:b w:val="0"/>
-                <w:i w:val="0"/>
-                <w:vanish w:val="0"/>
-                <w:color w:val="000000"/>
-                <w:sz w:val="16"/>
-              </w:rPr>
-              <w:t>{outputId}</w:t>
+              <w:t>{#designOutputs}{outputId}</w:t>
             </w:r>
           </w:p>
         </w:tc>
         <w:tc>
           <w:tcPr>
-            <w:tcW w:type="dxa" w:w="3600"/>
-            <w:tcMar>
-              <w:top w:w="90" w:type="dxa"/>
-              <w:start w:w="110" w:type="dxa"/>
-              <w:bottom w:w="90" w:type="dxa"/>
-              <w:end w:w="110" w:type="dxa"/>
-            </w:tcMar>
-            <w:tcBorders>
-              <w:top w:val="single" w:sz="6" w:space="0" w:color="808080"/>
-              <w:start w:val="single" w:sz="6" w:space="0" w:color="808080"/>
-              <w:bottom w:val="single" w:sz="6" w:space="0" w:color="808080"/>
-              <w:end w:val="single" w:sz="6" w:space="0" w:color="808080"/>
-              <w:insideH w:val="single" w:sz="6" w:space="0" w:color="808080"/>
-              <w:insideV w:val="single" w:sz="6" w:space="0" w:color="808080"/>
-            </w:tcBorders>
+            <w:tcW w:type="dxa" w:w="5472"/>
             <w:vAlign w:val="center"/>
           </w:tcPr>
           <w:p>
             <w:pPr>
-              <w:spacing w:before="0" w:after="0" w:line="240" w:lineRule="auto"/>
+              <w:spacing w:after="0" w:line="240" w:lineRule="auto"/>
               <w:jc w:val="left"/>
             </w:pPr>
             <w:r/>
             <w:r>
               <w:rPr>
-                <w:rFonts w:ascii="Times New Roman" w:hAnsi="Times New Roman" w:cs="Times New Roman"/>
+                <w:rFonts w:ascii="Times New Roman" w:hAnsi="Times New Roman" w:eastAsia="Times New Roman"/>
                 <w:b w:val="0"/>
                 <w:i w:val="0"/>
-                <w:vanish w:val="0"/>
-                <w:color w:val="000000"/>
-                <w:sz w:val="16"/>
+                <w:sz w:val="17"/>
               </w:rPr>
               <w:t>{outputDescription}</w:t>
             </w:r>
@@ -1248,37 +784,21 @@
         </w:tc>
         <w:tc>
           <w:tcPr>
-            <w:tcW w:type="dxa" w:w="1800"/>
-            <w:tcMar>
-              <w:top w:w="90" w:type="dxa"/>
-              <w:start w:w="110" w:type="dxa"/>
-              <w:bottom w:w="90" w:type="dxa"/>
-              <w:end w:w="110" w:type="dxa"/>
-            </w:tcMar>
-            <w:tcBorders>
-              <w:top w:val="single" w:sz="6" w:space="0" w:color="808080"/>
-              <w:start w:val="single" w:sz="6" w:space="0" w:color="808080"/>
-              <w:bottom w:val="single" w:sz="6" w:space="0" w:color="808080"/>
-              <w:end w:val="single" w:sz="6" w:space="0" w:color="808080"/>
-              <w:insideH w:val="single" w:sz="6" w:space="0" w:color="808080"/>
-              <w:insideV w:val="single" w:sz="6" w:space="0" w:color="808080"/>
-            </w:tcBorders>
+            <w:tcW w:type="dxa" w:w="2880"/>
             <w:vAlign w:val="center"/>
           </w:tcPr>
           <w:p>
             <w:pPr>
-              <w:spacing w:before="0" w:after="0" w:line="240" w:lineRule="auto"/>
+              <w:spacing w:after="0" w:line="240" w:lineRule="auto"/>
               <w:jc w:val="left"/>
             </w:pPr>
             <w:r/>
             <w:r>
               <w:rPr>
-                <w:rFonts w:ascii="Times New Roman" w:hAnsi="Times New Roman" w:cs="Times New Roman"/>
+                <w:rFonts w:ascii="Times New Roman" w:hAnsi="Times New Roman" w:eastAsia="Times New Roman"/>
                 <w:b w:val="0"/>
                 <w:i w:val="0"/>
-                <w:vanish w:val="0"/>
-                <w:color w:val="000000"/>
-                <w:sz w:val="16"/>
+                <w:sz w:val="17"/>
               </w:rPr>
               <w:t>{linkedInputs}</w:t>
             </w:r>
@@ -1286,50 +806,23 @@
         </w:tc>
         <w:tc>
           <w:tcPr>
-            <w:tcW w:type="dxa" w:w="2406"/>
-            <w:tcMar>
-              <w:top w:w="90" w:type="dxa"/>
-              <w:start w:w="110" w:type="dxa"/>
-              <w:bottom w:w="90" w:type="dxa"/>
-              <w:end w:w="110" w:type="dxa"/>
-            </w:tcMar>
-            <w:tcBorders>
-              <w:top w:val="single" w:sz="6" w:space="0" w:color="808080"/>
-              <w:start w:val="single" w:sz="6" w:space="0" w:color="808080"/>
-              <w:bottom w:val="single" w:sz="6" w:space="0" w:color="808080"/>
-              <w:end w:val="single" w:sz="6" w:space="0" w:color="808080"/>
-              <w:insideH w:val="single" w:sz="6" w:space="0" w:color="808080"/>
-              <w:insideV w:val="single" w:sz="6" w:space="0" w:color="808080"/>
-            </w:tcBorders>
+            <w:tcW w:type="dxa" w:w="3024"/>
             <w:vAlign w:val="center"/>
           </w:tcPr>
           <w:p>
             <w:pPr>
-              <w:spacing w:before="0" w:after="0" w:line="240" w:lineRule="auto"/>
+              <w:spacing w:after="0" w:line="240" w:lineRule="auto"/>
               <w:jc w:val="left"/>
             </w:pPr>
             <w:r/>
             <w:r>
               <w:rPr>
-                <w:rFonts w:ascii="Times New Roman" w:hAnsi="Times New Roman" w:cs="Times New Roman"/>
+                <w:rFonts w:ascii="Times New Roman" w:hAnsi="Times New Roman" w:eastAsia="Times New Roman"/>
                 <w:b w:val="0"/>
                 <w:i w:val="0"/>
-                <w:vanish w:val="0"/>
-                <w:color w:val="000000"/>
-                <w:sz w:val="16"/>
+                <w:sz w:val="17"/>
               </w:rPr>
-              <w:t>{documentReference}</w:t>
-            </w:r>
-            <w:r>
-              <w:rPr>
-                <w:rFonts w:ascii="Times New Roman" w:hAnsi="Times New Roman" w:cs="Times New Roman"/>
-                <w:b w:val="0"/>
-                <w:i w:val="0"/>
-                <w:vanish/>
-                <w:color w:val="FFFFFF"/>
-                <w:sz w:val="2"/>
-              </w:rPr>
-              <w:t>{/designOutputs}</w:t>
+              <w:t>{documentReference}{/designOutputs}</w:t>
             </w:r>
           </w:p>
         </w:tc>
@@ -1337,63 +830,41 @@
     </w:tbl>
     <w:p>
       <w:pPr>
-        <w:keepNext w:val="0"/>
-        <w:keepLines w:val="0"/>
-        <w:spacing w:before="0" w:after="20" w:line="252" w:lineRule="auto"/>
-      </w:pPr>
-    </w:p>
-    <w:p>
-      <w:pPr>
-        <w:pStyle w:val="Heading1"/>
+        <w:spacing w:before="100" w:after="20" w:line="240" w:lineRule="auto"/>
       </w:pPr>
       <w:r>
+        <w:rPr>
+          <w:rFonts w:ascii="Times New Roman" w:hAnsi="Times New Roman" w:eastAsia="Times New Roman"/>
+          <w:b/>
+          <w:i w:val="0"/>
+          <w:sz w:val="22"/>
+        </w:rPr>
         <w:t>5. Design reviews, transfer, changes and control</w:t>
       </w:r>
     </w:p>
     <w:p>
       <w:pPr>
-        <w:keepNext w:val="0"/>
-        <w:keepLines/>
-        <w:spacing w:before="0" w:after="20" w:line="259" w:lineRule="auto"/>
+        <w:spacing w:before="0" w:after="20" w:line="240" w:lineRule="auto"/>
       </w:pPr>
       <w:r>
         <w:rPr>
-          <w:rFonts w:ascii="Times New Roman" w:hAnsi="Times New Roman" w:cs="Times New Roman"/>
+          <w:rFonts w:ascii="Times New Roman" w:hAnsi="Times New Roman" w:eastAsia="Times New Roman"/>
           <w:b w:val="0"/>
           <w:i w:val="0"/>
-          <w:vanish w:val="0"/>
-          <w:color w:val="000000"/>
           <w:sz w:val="20"/>
         </w:rPr>
         <w:t>{designControls}</w:t>
       </w:r>
-      <w:r>
-        <w:rPr>
-          <w:rFonts w:ascii="Times New Roman" w:hAnsi="Times New Roman" w:cs="Times New Roman"/>
-          <w:b w:val="0"/>
-          <w:i w:val="0"/>
-          <w:vanish w:val="0"/>
-          <w:color w:val="000000"/>
-          <w:sz w:val="18"/>
-        </w:rPr>
-        <w:br/>
-        <w:br/>
-        <w:br/>
-      </w:r>
     </w:p>
     <w:p>
       <w:pPr>
-        <w:keepNext w:val="0"/>
-        <w:keepLines w:val="0"/>
-        <w:spacing w:before="0" w:after="80" w:line="252" w:lineRule="auto"/>
+        <w:spacing w:before="0" w:after="80" w:line="240" w:lineRule="auto"/>
       </w:pPr>
       <w:r>
         <w:rPr>
-          <w:rFonts w:ascii="Times New Roman" w:hAnsi="Times New Roman" w:cs="Times New Roman"/>
+          <w:rFonts w:ascii="Times New Roman" w:hAnsi="Times New Roman" w:eastAsia="Times New Roman"/>
           <w:b w:val="0"/>
           <w:i/>
-          <w:vanish w:val="0"/>
-          <w:color w:val="666666"/>
           <w:sz w:val="17"/>
         </w:rPr>
         <w:t>Summarise formal reviews, design transfer, change control and unresolved actions with document references.</w:t>
@@ -1401,65 +872,60 @@
     </w:p>
     <w:p>
       <w:pPr>
-        <w:pStyle w:val="Heading1"/>
+        <w:spacing w:before="100" w:after="40" w:line="240" w:lineRule="auto"/>
       </w:pPr>
       <w:r>
+        <w:rPr>
+          <w:rFonts w:ascii="Times New Roman" w:hAnsi="Times New Roman" w:eastAsia="Times New Roman"/>
+          <w:b/>
+          <w:i w:val="0"/>
+          <w:sz w:val="22"/>
+        </w:rPr>
         <w:t>6. Design verification and validation traceability</w:t>
       </w:r>
     </w:p>
     <w:tbl>
       <w:tblPr>
-        <w:tblW w:type="dxa" w:w="8906"/>
-        <w:jc w:val="left"/>
+        <w:tblW w:type="auto" w:w="0"/>
+        <w:jc w:val="center"/>
         <w:tblLayout w:type="fixed"/>
         <w:tblLook w:firstColumn="1" w:firstRow="1" w:lastColumn="0" w:lastRow="0" w:noHBand="0" w:noVBand="1" w:val="04A0"/>
-        <w:tblInd w:w="110" w:type="dxa"/>
+        <w:tblBorders>
+          <w:top w:val="single" w:sz="6" w:space="0" w:color="777777"/>
+          <w:left w:val="single" w:sz="6" w:space="0" w:color="777777"/>
+          <w:bottom w:val="single" w:sz="6" w:space="0" w:color="777777"/>
+          <w:right w:val="single" w:sz="6" w:space="0" w:color="777777"/>
+          <w:insideH w:val="single" w:sz="6" w:space="0" w:color="777777"/>
+          <w:insideV w:val="single" w:sz="6" w:space="0" w:color="777777"/>
+        </w:tblBorders>
+        <w:tblLayout w:type="fixed"/>
       </w:tblPr>
       <w:tblGrid>
-        <w:gridCol w:w="1150"/>
-        <w:gridCol w:w="2600"/>
-        <w:gridCol w:w="2150"/>
-        <w:gridCol w:w="2100"/>
-        <w:gridCol w:w="906"/>
+        <w:gridCol w:w="2131"/>
+        <w:gridCol w:w="2131"/>
+        <w:gridCol w:w="2131"/>
+        <w:gridCol w:w="2131"/>
+        <w:gridCol w:w="2131"/>
       </w:tblGrid>
       <w:tr>
-        <w:trPr>
-          <w:tblHeader w:val="true"/>
-        </w:trPr>
         <w:tc>
           <w:tcPr>
-            <w:tcW w:type="dxa" w:w="1150"/>
-            <w:tcMar>
-              <w:top w:w="90" w:type="dxa"/>
-              <w:start w:w="110" w:type="dxa"/>
-              <w:bottom w:w="90" w:type="dxa"/>
-              <w:end w:w="110" w:type="dxa"/>
-            </w:tcMar>
-            <w:tcBorders>
-              <w:top w:val="single" w:sz="6" w:space="0" w:color="808080"/>
-              <w:start w:val="single" w:sz="6" w:space="0" w:color="808080"/>
-              <w:bottom w:val="single" w:sz="6" w:space="0" w:color="808080"/>
-              <w:end w:val="single" w:sz="6" w:space="0" w:color="808080"/>
-              <w:insideH w:val="single" w:sz="6" w:space="0" w:color="808080"/>
-              <w:insideV w:val="single" w:sz="6" w:space="0" w:color="808080"/>
-            </w:tcBorders>
+            <w:tcW w:type="dxa" w:w="1800"/>
             <w:vAlign w:val="center"/>
-            <w:shd w:val="clear" w:color="auto" w:fill="E7E6E6"/>
+            <w:shd w:fill="E7E7E7"/>
           </w:tcPr>
           <w:p>
             <w:pPr>
-              <w:spacing w:before="0" w:after="0" w:line="252" w:lineRule="auto"/>
+              <w:spacing w:after="0" w:line="240" w:lineRule="auto"/>
               <w:jc w:val="center"/>
             </w:pPr>
             <w:r/>
             <w:r>
               <w:rPr>
-                <w:rFonts w:ascii="Times New Roman" w:hAnsi="Times New Roman" w:cs="Times New Roman"/>
+                <w:rFonts w:ascii="Times New Roman" w:hAnsi="Times New Roman" w:eastAsia="Times New Roman"/>
                 <w:b/>
                 <w:i w:val="0"/>
-                <w:vanish w:val="0"/>
-                <w:color w:val="000000"/>
-                <w:sz w:val="15"/>
+                <w:sz w:val="17"/>
               </w:rPr>
               <w:t>Requirement ID</w:t>
             </w:r>
@@ -1467,38 +933,22 @@
         </w:tc>
         <w:tc>
           <w:tcPr>
-            <w:tcW w:type="dxa" w:w="2600"/>
-            <w:tcMar>
-              <w:top w:w="90" w:type="dxa"/>
-              <w:start w:w="110" w:type="dxa"/>
-              <w:bottom w:w="90" w:type="dxa"/>
-              <w:end w:w="110" w:type="dxa"/>
-            </w:tcMar>
-            <w:tcBorders>
-              <w:top w:val="single" w:sz="6" w:space="0" w:color="808080"/>
-              <w:start w:val="single" w:sz="6" w:space="0" w:color="808080"/>
-              <w:bottom w:val="single" w:sz="6" w:space="0" w:color="808080"/>
-              <w:end w:val="single" w:sz="6" w:space="0" w:color="808080"/>
-              <w:insideH w:val="single" w:sz="6" w:space="0" w:color="808080"/>
-              <w:insideV w:val="single" w:sz="6" w:space="0" w:color="808080"/>
-            </w:tcBorders>
+            <w:tcW w:type="dxa" w:w="3168"/>
             <w:vAlign w:val="center"/>
-            <w:shd w:val="clear" w:color="auto" w:fill="E7E6E6"/>
+            <w:shd w:fill="E7E7E7"/>
           </w:tcPr>
           <w:p>
             <w:pPr>
-              <w:spacing w:before="0" w:after="0" w:line="252" w:lineRule="auto"/>
+              <w:spacing w:after="0" w:line="240" w:lineRule="auto"/>
               <w:jc w:val="center"/>
             </w:pPr>
             <w:r/>
             <w:r>
               <w:rPr>
-                <w:rFonts w:ascii="Times New Roman" w:hAnsi="Times New Roman" w:cs="Times New Roman"/>
+                <w:rFonts w:ascii="Times New Roman" w:hAnsi="Times New Roman" w:eastAsia="Times New Roman"/>
                 <w:b/>
                 <w:i w:val="0"/>
-                <w:vanish w:val="0"/>
-                <w:color w:val="000000"/>
-                <w:sz w:val="15"/>
+                <w:sz w:val="17"/>
               </w:rPr>
               <w:t>Protocol / method</w:t>
             </w:r>
@@ -1506,38 +956,22 @@
         </w:tc>
         <w:tc>
           <w:tcPr>
-            <w:tcW w:type="dxa" w:w="2150"/>
-            <w:tcMar>
-              <w:top w:w="90" w:type="dxa"/>
-              <w:start w:w="110" w:type="dxa"/>
-              <w:bottom w:w="90" w:type="dxa"/>
-              <w:end w:w="110" w:type="dxa"/>
-            </w:tcMar>
-            <w:tcBorders>
-              <w:top w:val="single" w:sz="6" w:space="0" w:color="808080"/>
-              <w:start w:val="single" w:sz="6" w:space="0" w:color="808080"/>
-              <w:bottom w:val="single" w:sz="6" w:space="0" w:color="808080"/>
-              <w:end w:val="single" w:sz="6" w:space="0" w:color="808080"/>
-              <w:insideH w:val="single" w:sz="6" w:space="0" w:color="808080"/>
-              <w:insideV w:val="single" w:sz="6" w:space="0" w:color="808080"/>
-            </w:tcBorders>
+            <w:tcW w:type="dxa" w:w="3024"/>
             <w:vAlign w:val="center"/>
-            <w:shd w:val="clear" w:color="auto" w:fill="E7E6E6"/>
+            <w:shd w:fill="E7E7E7"/>
           </w:tcPr>
           <w:p>
             <w:pPr>
-              <w:spacing w:before="0" w:after="0" w:line="252" w:lineRule="auto"/>
+              <w:spacing w:after="0" w:line="240" w:lineRule="auto"/>
               <w:jc w:val="center"/>
             </w:pPr>
             <w:r/>
             <w:r>
               <w:rPr>
-                <w:rFonts w:ascii="Times New Roman" w:hAnsi="Times New Roman" w:cs="Times New Roman"/>
+                <w:rFonts w:ascii="Times New Roman" w:hAnsi="Times New Roman" w:eastAsia="Times New Roman"/>
                 <w:b/>
                 <w:i w:val="0"/>
-                <w:vanish w:val="0"/>
-                <w:color w:val="000000"/>
-                <w:sz w:val="15"/>
+                <w:sz w:val="17"/>
               </w:rPr>
               <w:t>Acceptance criterion</w:t>
             </w:r>
@@ -1545,38 +979,22 @@
         </w:tc>
         <w:tc>
           <w:tcPr>
-            <w:tcW w:type="dxa" w:w="2100"/>
-            <w:tcMar>
-              <w:top w:w="90" w:type="dxa"/>
-              <w:start w:w="110" w:type="dxa"/>
-              <w:bottom w:w="90" w:type="dxa"/>
-              <w:end w:w="110" w:type="dxa"/>
-            </w:tcMar>
-            <w:tcBorders>
-              <w:top w:val="single" w:sz="6" w:space="0" w:color="808080"/>
-              <w:start w:val="single" w:sz="6" w:space="0" w:color="808080"/>
-              <w:bottom w:val="single" w:sz="6" w:space="0" w:color="808080"/>
-              <w:end w:val="single" w:sz="6" w:space="0" w:color="808080"/>
-              <w:insideH w:val="single" w:sz="6" w:space="0" w:color="808080"/>
-              <w:insideV w:val="single" w:sz="6" w:space="0" w:color="808080"/>
-            </w:tcBorders>
+            <w:tcW w:type="dxa" w:w="3168"/>
             <w:vAlign w:val="center"/>
-            <w:shd w:val="clear" w:color="auto" w:fill="E7E6E6"/>
+            <w:shd w:fill="E7E7E7"/>
           </w:tcPr>
           <w:p>
             <w:pPr>
-              <w:spacing w:before="0" w:after="0" w:line="252" w:lineRule="auto"/>
+              <w:spacing w:after="0" w:line="240" w:lineRule="auto"/>
               <w:jc w:val="center"/>
             </w:pPr>
             <w:r/>
             <w:r>
               <w:rPr>
-                <w:rFonts w:ascii="Times New Roman" w:hAnsi="Times New Roman" w:cs="Times New Roman"/>
+                <w:rFonts w:ascii="Times New Roman" w:hAnsi="Times New Roman" w:eastAsia="Times New Roman"/>
                 <w:b/>
                 <w:i w:val="0"/>
-                <w:vanish w:val="0"/>
-                <w:color w:val="000000"/>
-                <w:sz w:val="15"/>
+                <w:sz w:val="17"/>
               </w:rPr>
               <w:t>Report / result</w:t>
             </w:r>
@@ -1584,38 +1002,22 @@
         </w:tc>
         <w:tc>
           <w:tcPr>
-            <w:tcW w:type="dxa" w:w="906"/>
-            <w:tcMar>
-              <w:top w:w="90" w:type="dxa"/>
-              <w:start w:w="110" w:type="dxa"/>
-              <w:bottom w:w="90" w:type="dxa"/>
-              <w:end w:w="110" w:type="dxa"/>
-            </w:tcMar>
-            <w:tcBorders>
-              <w:top w:val="single" w:sz="6" w:space="0" w:color="808080"/>
-              <w:start w:val="single" w:sz="6" w:space="0" w:color="808080"/>
-              <w:bottom w:val="single" w:sz="6" w:space="0" w:color="808080"/>
-              <w:end w:val="single" w:sz="6" w:space="0" w:color="808080"/>
-              <w:insideH w:val="single" w:sz="6" w:space="0" w:color="808080"/>
-              <w:insideV w:val="single" w:sz="6" w:space="0" w:color="808080"/>
-            </w:tcBorders>
+            <w:tcW w:type="dxa" w:w="1224"/>
             <w:vAlign w:val="center"/>
-            <w:shd w:val="clear" w:color="auto" w:fill="E7E6E6"/>
+            <w:shd w:fill="E7E7E7"/>
           </w:tcPr>
           <w:p>
             <w:pPr>
-              <w:spacing w:before="0" w:after="0" w:line="252" w:lineRule="auto"/>
+              <w:spacing w:after="0" w:line="240" w:lineRule="auto"/>
               <w:jc w:val="center"/>
             </w:pPr>
             <w:r/>
             <w:r>
               <w:rPr>
-                <w:rFonts w:ascii="Times New Roman" w:hAnsi="Times New Roman" w:cs="Times New Roman"/>
+                <w:rFonts w:ascii="Times New Roman" w:hAnsi="Times New Roman" w:eastAsia="Times New Roman"/>
                 <w:b/>
                 <w:i w:val="0"/>
-                <w:vanish w:val="0"/>
-                <w:color w:val="000000"/>
-                <w:sz w:val="15"/>
+                <w:sz w:val="17"/>
               </w:rPr>
               <w:t>Status</w:t>
             </w:r>
@@ -1623,91 +1025,45 @@
         </w:tc>
       </w:tr>
       <w:tr>
-        <w:trPr>
-          <w:cantSplit w:val="true"/>
-        </w:trPr>
         <w:tc>
           <w:tcPr>
-            <w:tcW w:type="dxa" w:w="1150"/>
-            <w:tcMar>
-              <w:top w:w="90" w:type="dxa"/>
-              <w:start w:w="110" w:type="dxa"/>
-              <w:bottom w:w="90" w:type="dxa"/>
-              <w:end w:w="110" w:type="dxa"/>
-            </w:tcMar>
-            <w:tcBorders>
-              <w:top w:val="single" w:sz="6" w:space="0" w:color="808080"/>
-              <w:start w:val="single" w:sz="6" w:space="0" w:color="808080"/>
-              <w:bottom w:val="single" w:sz="6" w:space="0" w:color="808080"/>
-              <w:end w:val="single" w:sz="6" w:space="0" w:color="808080"/>
-              <w:insideH w:val="single" w:sz="6" w:space="0" w:color="808080"/>
-              <w:insideV w:val="single" w:sz="6" w:space="0" w:color="808080"/>
-            </w:tcBorders>
+            <w:tcW w:type="dxa" w:w="1800"/>
             <w:vAlign w:val="center"/>
           </w:tcPr>
           <w:p>
             <w:pPr>
-              <w:spacing w:before="0" w:after="0" w:line="240" w:lineRule="auto"/>
-              <w:jc w:val="center"/>
+              <w:spacing w:after="0" w:line="240" w:lineRule="auto"/>
+              <w:jc w:val="left"/>
             </w:pPr>
             <w:r/>
             <w:r>
               <w:rPr>
-                <w:rFonts w:ascii="Times New Roman" w:hAnsi="Times New Roman" w:cs="Times New Roman"/>
+                <w:rFonts w:ascii="Times New Roman" w:hAnsi="Times New Roman" w:eastAsia="Times New Roman"/>
                 <w:b w:val="0"/>
                 <w:i w:val="0"/>
-                <w:vanish/>
-                <w:color w:val="FFFFFF"/>
-                <w:sz w:val="2"/>
+                <w:sz w:val="17"/>
               </w:rPr>
-              <w:t>{#designVV}</w:t>
-            </w:r>
-            <w:r>
-              <w:rPr>
-                <w:rFonts w:ascii="Times New Roman" w:hAnsi="Times New Roman" w:cs="Times New Roman"/>
-                <w:b w:val="0"/>
-                <w:i w:val="0"/>
-                <w:vanish w:val="0"/>
-                <w:color w:val="000000"/>
-                <w:sz w:val="15"/>
-              </w:rPr>
-              <w:t>{requirementId}</w:t>
+              <w:t>{#designVV}{requirementId}</w:t>
             </w:r>
           </w:p>
         </w:tc>
         <w:tc>
           <w:tcPr>
-            <w:tcW w:type="dxa" w:w="2600"/>
-            <w:tcMar>
-              <w:top w:w="90" w:type="dxa"/>
-              <w:start w:w="110" w:type="dxa"/>
-              <w:bottom w:w="90" w:type="dxa"/>
-              <w:end w:w="110" w:type="dxa"/>
-            </w:tcMar>
-            <w:tcBorders>
-              <w:top w:val="single" w:sz="6" w:space="0" w:color="808080"/>
-              <w:start w:val="single" w:sz="6" w:space="0" w:color="808080"/>
-              <w:bottom w:val="single" w:sz="6" w:space="0" w:color="808080"/>
-              <w:end w:val="single" w:sz="6" w:space="0" w:color="808080"/>
-              <w:insideH w:val="single" w:sz="6" w:space="0" w:color="808080"/>
-              <w:insideV w:val="single" w:sz="6" w:space="0" w:color="808080"/>
-            </w:tcBorders>
+            <w:tcW w:type="dxa" w:w="3168"/>
             <w:vAlign w:val="center"/>
           </w:tcPr>
           <w:p>
             <w:pPr>
-              <w:spacing w:before="0" w:after="0" w:line="240" w:lineRule="auto"/>
+              <w:spacing w:after="0" w:line="240" w:lineRule="auto"/>
               <w:jc w:val="left"/>
             </w:pPr>
             <w:r/>
             <w:r>
               <w:rPr>
-                <w:rFonts w:ascii="Times New Roman" w:hAnsi="Times New Roman" w:cs="Times New Roman"/>
+                <w:rFonts w:ascii="Times New Roman" w:hAnsi="Times New Roman" w:eastAsia="Times New Roman"/>
                 <w:b w:val="0"/>
                 <w:i w:val="0"/>
-                <w:vanish w:val="0"/>
-                <w:color w:val="000000"/>
-                <w:sz w:val="15"/>
+                <w:sz w:val="17"/>
               </w:rPr>
               <w:t>{protocolMethod}</w:t>
             </w:r>
@@ -1715,37 +1071,21 @@
         </w:tc>
         <w:tc>
           <w:tcPr>
-            <w:tcW w:type="dxa" w:w="2150"/>
-            <w:tcMar>
-              <w:top w:w="90" w:type="dxa"/>
-              <w:start w:w="110" w:type="dxa"/>
-              <w:bottom w:w="90" w:type="dxa"/>
-              <w:end w:w="110" w:type="dxa"/>
-            </w:tcMar>
-            <w:tcBorders>
-              <w:top w:val="single" w:sz="6" w:space="0" w:color="808080"/>
-              <w:start w:val="single" w:sz="6" w:space="0" w:color="808080"/>
-              <w:bottom w:val="single" w:sz="6" w:space="0" w:color="808080"/>
-              <w:end w:val="single" w:sz="6" w:space="0" w:color="808080"/>
-              <w:insideH w:val="single" w:sz="6" w:space="0" w:color="808080"/>
-              <w:insideV w:val="single" w:sz="6" w:space="0" w:color="808080"/>
-            </w:tcBorders>
+            <w:tcW w:type="dxa" w:w="3024"/>
             <w:vAlign w:val="center"/>
           </w:tcPr>
           <w:p>
             <w:pPr>
-              <w:spacing w:before="0" w:after="0" w:line="240" w:lineRule="auto"/>
+              <w:spacing w:after="0" w:line="240" w:lineRule="auto"/>
               <w:jc w:val="left"/>
             </w:pPr>
             <w:r/>
             <w:r>
               <w:rPr>
-                <w:rFonts w:ascii="Times New Roman" w:hAnsi="Times New Roman" w:cs="Times New Roman"/>
+                <w:rFonts w:ascii="Times New Roman" w:hAnsi="Times New Roman" w:eastAsia="Times New Roman"/>
                 <w:b w:val="0"/>
                 <w:i w:val="0"/>
-                <w:vanish w:val="0"/>
-                <w:color w:val="000000"/>
-                <w:sz w:val="15"/>
+                <w:sz w:val="17"/>
               </w:rPr>
               <w:t>{acceptanceCriterion}</w:t>
             </w:r>
@@ -1753,37 +1093,21 @@
         </w:tc>
         <w:tc>
           <w:tcPr>
-            <w:tcW w:type="dxa" w:w="2100"/>
-            <w:tcMar>
-              <w:top w:w="90" w:type="dxa"/>
-              <w:start w:w="110" w:type="dxa"/>
-              <w:bottom w:w="90" w:type="dxa"/>
-              <w:end w:w="110" w:type="dxa"/>
-            </w:tcMar>
-            <w:tcBorders>
-              <w:top w:val="single" w:sz="6" w:space="0" w:color="808080"/>
-              <w:start w:val="single" w:sz="6" w:space="0" w:color="808080"/>
-              <w:bottom w:val="single" w:sz="6" w:space="0" w:color="808080"/>
-              <w:end w:val="single" w:sz="6" w:space="0" w:color="808080"/>
-              <w:insideH w:val="single" w:sz="6" w:space="0" w:color="808080"/>
-              <w:insideV w:val="single" w:sz="6" w:space="0" w:color="808080"/>
-            </w:tcBorders>
+            <w:tcW w:type="dxa" w:w="3168"/>
             <w:vAlign w:val="center"/>
           </w:tcPr>
           <w:p>
             <w:pPr>
-              <w:spacing w:before="0" w:after="0" w:line="240" w:lineRule="auto"/>
+              <w:spacing w:after="0" w:line="240" w:lineRule="auto"/>
               <w:jc w:val="left"/>
             </w:pPr>
             <w:r/>
             <w:r>
               <w:rPr>
-                <w:rFonts w:ascii="Times New Roman" w:hAnsi="Times New Roman" w:cs="Times New Roman"/>
+                <w:rFonts w:ascii="Times New Roman" w:hAnsi="Times New Roman" w:eastAsia="Times New Roman"/>
                 <w:b w:val="0"/>
                 <w:i w:val="0"/>
-                <w:vanish w:val="0"/>
-                <w:color w:val="000000"/>
-                <w:sz w:val="15"/>
+                <w:sz w:val="17"/>
               </w:rPr>
               <w:t>{reportResult}</w:t>
             </w:r>
@@ -1791,50 +1115,23 @@
         </w:tc>
         <w:tc>
           <w:tcPr>
-            <w:tcW w:type="dxa" w:w="906"/>
-            <w:tcMar>
-              <w:top w:w="90" w:type="dxa"/>
-              <w:start w:w="110" w:type="dxa"/>
-              <w:bottom w:w="90" w:type="dxa"/>
-              <w:end w:w="110" w:type="dxa"/>
-            </w:tcMar>
-            <w:tcBorders>
-              <w:top w:val="single" w:sz="6" w:space="0" w:color="808080"/>
-              <w:start w:val="single" w:sz="6" w:space="0" w:color="808080"/>
-              <w:bottom w:val="single" w:sz="6" w:space="0" w:color="808080"/>
-              <w:end w:val="single" w:sz="6" w:space="0" w:color="808080"/>
-              <w:insideH w:val="single" w:sz="6" w:space="0" w:color="808080"/>
-              <w:insideV w:val="single" w:sz="6" w:space="0" w:color="808080"/>
-            </w:tcBorders>
+            <w:tcW w:type="dxa" w:w="1224"/>
             <w:vAlign w:val="center"/>
           </w:tcPr>
           <w:p>
             <w:pPr>
-              <w:spacing w:before="0" w:after="0" w:line="240" w:lineRule="auto"/>
+              <w:spacing w:after="0" w:line="240" w:lineRule="auto"/>
               <w:jc w:val="left"/>
             </w:pPr>
             <w:r/>
             <w:r>
               <w:rPr>
-                <w:rFonts w:ascii="Times New Roman" w:hAnsi="Times New Roman" w:cs="Times New Roman"/>
+                <w:rFonts w:ascii="Times New Roman" w:hAnsi="Times New Roman" w:eastAsia="Times New Roman"/>
                 <w:b w:val="0"/>
                 <w:i w:val="0"/>
-                <w:vanish w:val="0"/>
-                <w:color w:val="000000"/>
-                <w:sz w:val="15"/>
+                <w:sz w:val="17"/>
               </w:rPr>
-              <w:t>{status}</w:t>
-            </w:r>
-            <w:r>
-              <w:rPr>
-                <w:rFonts w:ascii="Times New Roman" w:hAnsi="Times New Roman" w:cs="Times New Roman"/>
-                <w:b w:val="0"/>
-                <w:i w:val="0"/>
-                <w:vanish/>
-                <w:color w:val="FFFFFF"/>
-                <w:sz w:val="2"/>
-              </w:rPr>
-              <w:t>{/designVV}</w:t>
+              <w:t>{status}{/designVV}</w:t>
             </w:r>
           </w:p>
         </w:tc>
@@ -1842,72 +1139,60 @@
     </w:tbl>
     <w:p>
       <w:pPr>
-        <w:keepNext w:val="0"/>
-        <w:keepLines w:val="0"/>
-        <w:spacing w:before="0" w:after="20" w:line="252" w:lineRule="auto"/>
-      </w:pPr>
-    </w:p>
-    <w:p>
-      <w:pPr>
-        <w:pStyle w:val="Heading1"/>
+        <w:spacing w:before="100" w:after="40" w:line="240" w:lineRule="auto"/>
       </w:pPr>
       <w:r>
+        <w:rPr>
+          <w:rFonts w:ascii="Times New Roman" w:hAnsi="Times New Roman" w:eastAsia="Times New Roman"/>
+          <w:b/>
+          <w:i w:val="0"/>
+          <w:sz w:val="22"/>
+        </w:rPr>
         <w:t>7. Finished-device specifications and test controls</w:t>
       </w:r>
     </w:p>
     <w:tbl>
       <w:tblPr>
-        <w:tblW w:type="dxa" w:w="8906"/>
-        <w:jc w:val="left"/>
+        <w:tblW w:type="auto" w:w="0"/>
+        <w:jc w:val="center"/>
         <w:tblLayout w:type="fixed"/>
         <w:tblLook w:firstColumn="1" w:firstRow="1" w:lastColumn="0" w:lastRow="0" w:noHBand="0" w:noVBand="1" w:val="04A0"/>
-        <w:tblInd w:w="110" w:type="dxa"/>
+        <w:tblBorders>
+          <w:top w:val="single" w:sz="6" w:space="0" w:color="777777"/>
+          <w:left w:val="single" w:sz="6" w:space="0" w:color="777777"/>
+          <w:bottom w:val="single" w:sz="6" w:space="0" w:color="777777"/>
+          <w:right w:val="single" w:sz="6" w:space="0" w:color="777777"/>
+          <w:insideH w:val="single" w:sz="6" w:space="0" w:color="777777"/>
+          <w:insideV w:val="single" w:sz="6" w:space="0" w:color="777777"/>
+        </w:tblBorders>
+        <w:tblLayout w:type="fixed"/>
       </w:tblPr>
       <w:tblGrid>
-        <w:gridCol w:w="1600"/>
-        <w:gridCol w:w="1850"/>
-        <w:gridCol w:w="2400"/>
-        <w:gridCol w:w="1750"/>
-        <w:gridCol w:w="1306"/>
+        <w:gridCol w:w="2131"/>
+        <w:gridCol w:w="2131"/>
+        <w:gridCol w:w="2131"/>
+        <w:gridCol w:w="2131"/>
+        <w:gridCol w:w="2131"/>
       </w:tblGrid>
       <w:tr>
-        <w:trPr>
-          <w:tblHeader w:val="true"/>
-        </w:trPr>
         <w:tc>
           <w:tcPr>
-            <w:tcW w:type="dxa" w:w="1600"/>
-            <w:tcMar>
-              <w:top w:w="90" w:type="dxa"/>
-              <w:start w:w="110" w:type="dxa"/>
-              <w:bottom w:w="90" w:type="dxa"/>
-              <w:end w:w="110" w:type="dxa"/>
-            </w:tcMar>
-            <w:tcBorders>
-              <w:top w:val="single" w:sz="6" w:space="0" w:color="808080"/>
-              <w:start w:val="single" w:sz="6" w:space="0" w:color="808080"/>
-              <w:bottom w:val="single" w:sz="6" w:space="0" w:color="808080"/>
-              <w:end w:val="single" w:sz="6" w:space="0" w:color="808080"/>
-              <w:insideH w:val="single" w:sz="6" w:space="0" w:color="808080"/>
-              <w:insideV w:val="single" w:sz="6" w:space="0" w:color="808080"/>
-            </w:tcBorders>
+            <w:tcW w:type="dxa" w:w="2160"/>
             <w:vAlign w:val="center"/>
-            <w:shd w:val="clear" w:color="auto" w:fill="E7E6E6"/>
+            <w:shd w:fill="E7E7E7"/>
           </w:tcPr>
           <w:p>
             <w:pPr>
-              <w:spacing w:before="0" w:after="0" w:line="252" w:lineRule="auto"/>
+              <w:spacing w:after="0" w:line="240" w:lineRule="auto"/>
               <w:jc w:val="center"/>
             </w:pPr>
             <w:r/>
             <w:r>
               <w:rPr>
-                <w:rFonts w:ascii="Times New Roman" w:hAnsi="Times New Roman" w:cs="Times New Roman"/>
+                <w:rFonts w:ascii="Times New Roman" w:hAnsi="Times New Roman" w:eastAsia="Times New Roman"/>
                 <w:b/>
                 <w:i w:val="0"/>
-                <w:vanish w:val="0"/>
-                <w:color w:val="000000"/>
-                <w:sz w:val="15"/>
+                <w:sz w:val="17"/>
               </w:rPr>
               <w:t>Parameter</w:t>
             </w:r>
@@ -1915,38 +1200,22 @@
         </w:tc>
         <w:tc>
           <w:tcPr>
-            <w:tcW w:type="dxa" w:w="1850"/>
-            <w:tcMar>
-              <w:top w:w="90" w:type="dxa"/>
-              <w:start w:w="110" w:type="dxa"/>
-              <w:bottom w:w="90" w:type="dxa"/>
-              <w:end w:w="110" w:type="dxa"/>
-            </w:tcMar>
-            <w:tcBorders>
-              <w:top w:val="single" w:sz="6" w:space="0" w:color="808080"/>
-              <w:start w:val="single" w:sz="6" w:space="0" w:color="808080"/>
-              <w:bottom w:val="single" w:sz="6" w:space="0" w:color="808080"/>
-              <w:end w:val="single" w:sz="6" w:space="0" w:color="808080"/>
-              <w:insideH w:val="single" w:sz="6" w:space="0" w:color="808080"/>
-              <w:insideV w:val="single" w:sz="6" w:space="0" w:color="808080"/>
-            </w:tcBorders>
+            <w:tcW w:type="dxa" w:w="2880"/>
             <w:vAlign w:val="center"/>
-            <w:shd w:val="clear" w:color="auto" w:fill="E7E6E6"/>
+            <w:shd w:fill="E7E7E7"/>
           </w:tcPr>
           <w:p>
             <w:pPr>
-              <w:spacing w:before="0" w:after="0" w:line="252" w:lineRule="auto"/>
+              <w:spacing w:after="0" w:line="240" w:lineRule="auto"/>
               <w:jc w:val="center"/>
             </w:pPr>
             <w:r/>
             <w:r>
               <w:rPr>
-                <w:rFonts w:ascii="Times New Roman" w:hAnsi="Times New Roman" w:cs="Times New Roman"/>
+                <w:rFonts w:ascii="Times New Roman" w:hAnsi="Times New Roman" w:eastAsia="Times New Roman"/>
                 <w:b/>
                 <w:i w:val="0"/>
-                <w:vanish w:val="0"/>
-                <w:color w:val="000000"/>
-                <w:sz w:val="15"/>
+                <w:sz w:val="17"/>
               </w:rPr>
               <w:t>Specification</w:t>
             </w:r>
@@ -1954,38 +1223,22 @@
         </w:tc>
         <w:tc>
           <w:tcPr>
-            <w:tcW w:type="dxa" w:w="2400"/>
-            <w:tcMar>
-              <w:top w:w="90" w:type="dxa"/>
-              <w:start w:w="110" w:type="dxa"/>
-              <w:bottom w:w="90" w:type="dxa"/>
-              <w:end w:w="110" w:type="dxa"/>
-            </w:tcMar>
-            <w:tcBorders>
-              <w:top w:val="single" w:sz="6" w:space="0" w:color="808080"/>
-              <w:start w:val="single" w:sz="6" w:space="0" w:color="808080"/>
-              <w:bottom w:val="single" w:sz="6" w:space="0" w:color="808080"/>
-              <w:end w:val="single" w:sz="6" w:space="0" w:color="808080"/>
-              <w:insideH w:val="single" w:sz="6" w:space="0" w:color="808080"/>
-              <w:insideV w:val="single" w:sz="6" w:space="0" w:color="808080"/>
-            </w:tcBorders>
+            <w:tcW w:type="dxa" w:w="3168"/>
             <w:vAlign w:val="center"/>
-            <w:shd w:val="clear" w:color="auto" w:fill="E7E6E6"/>
+            <w:shd w:fill="E7E7E7"/>
           </w:tcPr>
           <w:p>
             <w:pPr>
-              <w:spacing w:before="0" w:after="0" w:line="252" w:lineRule="auto"/>
+              <w:spacing w:after="0" w:line="240" w:lineRule="auto"/>
               <w:jc w:val="center"/>
             </w:pPr>
             <w:r/>
             <w:r>
               <w:rPr>
-                <w:rFonts w:ascii="Times New Roman" w:hAnsi="Times New Roman" w:cs="Times New Roman"/>
+                <w:rFonts w:ascii="Times New Roman" w:hAnsi="Times New Roman" w:eastAsia="Times New Roman"/>
                 <w:b/>
                 <w:i w:val="0"/>
-                <w:vanish w:val="0"/>
-                <w:color w:val="000000"/>
-                <w:sz w:val="15"/>
+                <w:sz w:val="17"/>
               </w:rPr>
               <w:t>Reference protocol / standard</w:t>
             </w:r>
@@ -1993,38 +1246,22 @@
         </w:tc>
         <w:tc>
           <w:tcPr>
-            <w:tcW w:type="dxa" w:w="1750"/>
-            <w:tcMar>
-              <w:top w:w="90" w:type="dxa"/>
-              <w:start w:w="110" w:type="dxa"/>
-              <w:bottom w:w="90" w:type="dxa"/>
-              <w:end w:w="110" w:type="dxa"/>
-            </w:tcMar>
-            <w:tcBorders>
-              <w:top w:val="single" w:sz="6" w:space="0" w:color="808080"/>
-              <w:start w:val="single" w:sz="6" w:space="0" w:color="808080"/>
-              <w:bottom w:val="single" w:sz="6" w:space="0" w:color="808080"/>
-              <w:end w:val="single" w:sz="6" w:space="0" w:color="808080"/>
-              <w:insideH w:val="single" w:sz="6" w:space="0" w:color="808080"/>
-              <w:insideV w:val="single" w:sz="6" w:space="0" w:color="808080"/>
-            </w:tcBorders>
+            <w:tcW w:type="dxa" w:w="2592"/>
             <w:vAlign w:val="center"/>
-            <w:shd w:val="clear" w:color="auto" w:fill="E7E6E6"/>
+            <w:shd w:fill="E7E7E7"/>
           </w:tcPr>
           <w:p>
             <w:pPr>
-              <w:spacing w:before="0" w:after="0" w:line="252" w:lineRule="auto"/>
+              <w:spacing w:after="0" w:line="240" w:lineRule="auto"/>
               <w:jc w:val="center"/>
             </w:pPr>
             <w:r/>
             <w:r>
               <w:rPr>
-                <w:rFonts w:ascii="Times New Roman" w:hAnsi="Times New Roman" w:cs="Times New Roman"/>
+                <w:rFonts w:ascii="Times New Roman" w:hAnsi="Times New Roman" w:eastAsia="Times New Roman"/>
                 <w:b/>
                 <w:i w:val="0"/>
-                <w:vanish w:val="0"/>
-                <w:color w:val="000000"/>
-                <w:sz w:val="15"/>
+                <w:sz w:val="17"/>
               </w:rPr>
               <w:t>Test report / batch</w:t>
             </w:r>
@@ -2032,38 +1269,22 @@
         </w:tc>
         <w:tc>
           <w:tcPr>
-            <w:tcW w:type="dxa" w:w="1306"/>
-            <w:tcMar>
-              <w:top w:w="90" w:type="dxa"/>
-              <w:start w:w="110" w:type="dxa"/>
-              <w:bottom w:w="90" w:type="dxa"/>
-              <w:end w:w="110" w:type="dxa"/>
-            </w:tcMar>
-            <w:tcBorders>
-              <w:top w:val="single" w:sz="6" w:space="0" w:color="808080"/>
-              <w:start w:val="single" w:sz="6" w:space="0" w:color="808080"/>
-              <w:bottom w:val="single" w:sz="6" w:space="0" w:color="808080"/>
-              <w:end w:val="single" w:sz="6" w:space="0" w:color="808080"/>
-              <w:insideH w:val="single" w:sz="6" w:space="0" w:color="808080"/>
-              <w:insideV w:val="single" w:sz="6" w:space="0" w:color="808080"/>
-            </w:tcBorders>
+            <w:tcW w:type="dxa" w:w="1584"/>
             <w:vAlign w:val="center"/>
-            <w:shd w:val="clear" w:color="auto" w:fill="E7E6E6"/>
+            <w:shd w:fill="E7E7E7"/>
           </w:tcPr>
           <w:p>
             <w:pPr>
-              <w:spacing w:before="0" w:after="0" w:line="252" w:lineRule="auto"/>
+              <w:spacing w:after="0" w:line="240" w:lineRule="auto"/>
               <w:jc w:val="center"/>
             </w:pPr>
             <w:r/>
             <w:r>
               <w:rPr>
-                <w:rFonts w:ascii="Times New Roman" w:hAnsi="Times New Roman" w:cs="Times New Roman"/>
+                <w:rFonts w:ascii="Times New Roman" w:hAnsi="Times New Roman" w:eastAsia="Times New Roman"/>
                 <w:b/>
                 <w:i w:val="0"/>
-                <w:vanish w:val="0"/>
-                <w:color w:val="000000"/>
-                <w:sz w:val="15"/>
+                <w:sz w:val="17"/>
               </w:rPr>
               <w:t>Conclusion</w:t>
             </w:r>
@@ -2071,91 +1292,45 @@
         </w:tc>
       </w:tr>
       <w:tr>
-        <w:trPr>
-          <w:cantSplit w:val="true"/>
-        </w:trPr>
         <w:tc>
           <w:tcPr>
-            <w:tcW w:type="dxa" w:w="1600"/>
-            <w:tcMar>
-              <w:top w:w="90" w:type="dxa"/>
-              <w:start w:w="110" w:type="dxa"/>
-              <w:bottom w:w="90" w:type="dxa"/>
-              <w:end w:w="110" w:type="dxa"/>
-            </w:tcMar>
-            <w:tcBorders>
-              <w:top w:val="single" w:sz="6" w:space="0" w:color="808080"/>
-              <w:start w:val="single" w:sz="6" w:space="0" w:color="808080"/>
-              <w:bottom w:val="single" w:sz="6" w:space="0" w:color="808080"/>
-              <w:end w:val="single" w:sz="6" w:space="0" w:color="808080"/>
-              <w:insideH w:val="single" w:sz="6" w:space="0" w:color="808080"/>
-              <w:insideV w:val="single" w:sz="6" w:space="0" w:color="808080"/>
-            </w:tcBorders>
+            <w:tcW w:type="dxa" w:w="2160"/>
             <w:vAlign w:val="center"/>
           </w:tcPr>
           <w:p>
             <w:pPr>
-              <w:spacing w:before="0" w:after="0" w:line="240" w:lineRule="auto"/>
-              <w:jc w:val="center"/>
+              <w:spacing w:after="0" w:line="240" w:lineRule="auto"/>
+              <w:jc w:val="left"/>
             </w:pPr>
             <w:r/>
             <w:r>
               <w:rPr>
-                <w:rFonts w:ascii="Times New Roman" w:hAnsi="Times New Roman" w:cs="Times New Roman"/>
+                <w:rFonts w:ascii="Times New Roman" w:hAnsi="Times New Roman" w:eastAsia="Times New Roman"/>
                 <w:b w:val="0"/>
                 <w:i w:val="0"/>
-                <w:vanish/>
-                <w:color w:val="FFFFFF"/>
-                <w:sz w:val="2"/>
+                <w:sz w:val="17"/>
               </w:rPr>
-              <w:t>{#finishedDeviceTests}</w:t>
-            </w:r>
-            <w:r>
-              <w:rPr>
-                <w:rFonts w:ascii="Times New Roman" w:hAnsi="Times New Roman" w:cs="Times New Roman"/>
-                <w:b w:val="0"/>
-                <w:i w:val="0"/>
-                <w:vanish w:val="0"/>
-                <w:color w:val="000000"/>
-                <w:sz w:val="15"/>
-              </w:rPr>
-              <w:t>{testParameter}</w:t>
+              <w:t>{#finishedDeviceTests}{testParameter}</w:t>
             </w:r>
           </w:p>
         </w:tc>
         <w:tc>
           <w:tcPr>
-            <w:tcW w:type="dxa" w:w="1850"/>
-            <w:tcMar>
-              <w:top w:w="90" w:type="dxa"/>
-              <w:start w:w="110" w:type="dxa"/>
-              <w:bottom w:w="90" w:type="dxa"/>
-              <w:end w:w="110" w:type="dxa"/>
-            </w:tcMar>
-            <w:tcBorders>
-              <w:top w:val="single" w:sz="6" w:space="0" w:color="808080"/>
-              <w:start w:val="single" w:sz="6" w:space="0" w:color="808080"/>
-              <w:bottom w:val="single" w:sz="6" w:space="0" w:color="808080"/>
-              <w:end w:val="single" w:sz="6" w:space="0" w:color="808080"/>
-              <w:insideH w:val="single" w:sz="6" w:space="0" w:color="808080"/>
-              <w:insideV w:val="single" w:sz="6" w:space="0" w:color="808080"/>
-            </w:tcBorders>
+            <w:tcW w:type="dxa" w:w="2880"/>
             <w:vAlign w:val="center"/>
           </w:tcPr>
           <w:p>
             <w:pPr>
-              <w:spacing w:before="0" w:after="0" w:line="240" w:lineRule="auto"/>
+              <w:spacing w:after="0" w:line="240" w:lineRule="auto"/>
               <w:jc w:val="left"/>
             </w:pPr>
             <w:r/>
             <w:r>
               <w:rPr>
-                <w:rFonts w:ascii="Times New Roman" w:hAnsi="Times New Roman" w:cs="Times New Roman"/>
+                <w:rFonts w:ascii="Times New Roman" w:hAnsi="Times New Roman" w:eastAsia="Times New Roman"/>
                 <w:b w:val="0"/>
                 <w:i w:val="0"/>
-                <w:vanish w:val="0"/>
-                <w:color w:val="000000"/>
-                <w:sz w:val="15"/>
+                <w:sz w:val="17"/>
               </w:rPr>
               <w:t>{specification}</w:t>
             </w:r>
@@ -2163,37 +1338,21 @@
         </w:tc>
         <w:tc>
           <w:tcPr>
-            <w:tcW w:type="dxa" w:w="2400"/>
-            <w:tcMar>
-              <w:top w:w="90" w:type="dxa"/>
-              <w:start w:w="110" w:type="dxa"/>
-              <w:bottom w:w="90" w:type="dxa"/>
-              <w:end w:w="110" w:type="dxa"/>
-            </w:tcMar>
-            <w:tcBorders>
-              <w:top w:val="single" w:sz="6" w:space="0" w:color="808080"/>
-              <w:start w:val="single" w:sz="6" w:space="0" w:color="808080"/>
-              <w:bottom w:val="single" w:sz="6" w:space="0" w:color="808080"/>
-              <w:end w:val="single" w:sz="6" w:space="0" w:color="808080"/>
-              <w:insideH w:val="single" w:sz="6" w:space="0" w:color="808080"/>
-              <w:insideV w:val="single" w:sz="6" w:space="0" w:color="808080"/>
-            </w:tcBorders>
+            <w:tcW w:type="dxa" w:w="3168"/>
             <w:vAlign w:val="center"/>
           </w:tcPr>
           <w:p>
             <w:pPr>
-              <w:spacing w:before="0" w:after="0" w:line="240" w:lineRule="auto"/>
+              <w:spacing w:after="0" w:line="240" w:lineRule="auto"/>
               <w:jc w:val="left"/>
             </w:pPr>
             <w:r/>
             <w:r>
               <w:rPr>
-                <w:rFonts w:ascii="Times New Roman" w:hAnsi="Times New Roman" w:cs="Times New Roman"/>
+                <w:rFonts w:ascii="Times New Roman" w:hAnsi="Times New Roman" w:eastAsia="Times New Roman"/>
                 <w:b w:val="0"/>
                 <w:i w:val="0"/>
-                <w:vanish w:val="0"/>
-                <w:color w:val="000000"/>
-                <w:sz w:val="15"/>
+                <w:sz w:val="17"/>
               </w:rPr>
               <w:t>{protocolReference}</w:t>
             </w:r>
@@ -2201,37 +1360,21 @@
         </w:tc>
         <w:tc>
           <w:tcPr>
-            <w:tcW w:type="dxa" w:w="1750"/>
-            <w:tcMar>
-              <w:top w:w="90" w:type="dxa"/>
-              <w:start w:w="110" w:type="dxa"/>
-              <w:bottom w:w="90" w:type="dxa"/>
-              <w:end w:w="110" w:type="dxa"/>
-            </w:tcMar>
-            <w:tcBorders>
-              <w:top w:val="single" w:sz="6" w:space="0" w:color="808080"/>
-              <w:start w:val="single" w:sz="6" w:space="0" w:color="808080"/>
-              <w:bottom w:val="single" w:sz="6" w:space="0" w:color="808080"/>
-              <w:end w:val="single" w:sz="6" w:space="0" w:color="808080"/>
-              <w:insideH w:val="single" w:sz="6" w:space="0" w:color="808080"/>
-              <w:insideV w:val="single" w:sz="6" w:space="0" w:color="808080"/>
-            </w:tcBorders>
+            <w:tcW w:type="dxa" w:w="2592"/>
             <w:vAlign w:val="center"/>
           </w:tcPr>
           <w:p>
             <w:pPr>
-              <w:spacing w:before="0" w:after="0" w:line="240" w:lineRule="auto"/>
+              <w:spacing w:after="0" w:line="240" w:lineRule="auto"/>
               <w:jc w:val="left"/>
             </w:pPr>
             <w:r/>
             <w:r>
               <w:rPr>
-                <w:rFonts w:ascii="Times New Roman" w:hAnsi="Times New Roman" w:cs="Times New Roman"/>
+                <w:rFonts w:ascii="Times New Roman" w:hAnsi="Times New Roman" w:eastAsia="Times New Roman"/>
                 <w:b w:val="0"/>
                 <w:i w:val="0"/>
-                <w:vanish w:val="0"/>
-                <w:color w:val="000000"/>
-                <w:sz w:val="15"/>
+                <w:sz w:val="17"/>
               </w:rPr>
               <w:t>{reportReference}</w:t>
             </w:r>
@@ -2239,50 +1382,23 @@
         </w:tc>
         <w:tc>
           <w:tcPr>
-            <w:tcW w:type="dxa" w:w="1306"/>
-            <w:tcMar>
-              <w:top w:w="90" w:type="dxa"/>
-              <w:start w:w="110" w:type="dxa"/>
-              <w:bottom w:w="90" w:type="dxa"/>
-              <w:end w:w="110" w:type="dxa"/>
-            </w:tcMar>
-            <w:tcBorders>
-              <w:top w:val="single" w:sz="6" w:space="0" w:color="808080"/>
-              <w:start w:val="single" w:sz="6" w:space="0" w:color="808080"/>
-              <w:bottom w:val="single" w:sz="6" w:space="0" w:color="808080"/>
-              <w:end w:val="single" w:sz="6" w:space="0" w:color="808080"/>
-              <w:insideH w:val="single" w:sz="6" w:space="0" w:color="808080"/>
-              <w:insideV w:val="single" w:sz="6" w:space="0" w:color="808080"/>
-            </w:tcBorders>
+            <w:tcW w:type="dxa" w:w="1584"/>
             <w:vAlign w:val="center"/>
           </w:tcPr>
           <w:p>
             <w:pPr>
-              <w:spacing w:before="0" w:after="0" w:line="240" w:lineRule="auto"/>
+              <w:spacing w:after="0" w:line="240" w:lineRule="auto"/>
               <w:jc w:val="left"/>
             </w:pPr>
             <w:r/>
             <w:r>
               <w:rPr>
-                <w:rFonts w:ascii="Times New Roman" w:hAnsi="Times New Roman" w:cs="Times New Roman"/>
+                <w:rFonts w:ascii="Times New Roman" w:hAnsi="Times New Roman" w:eastAsia="Times New Roman"/>
                 <w:b w:val="0"/>
                 <w:i w:val="0"/>
-                <w:vanish w:val="0"/>
-                <w:color w:val="000000"/>
-                <w:sz w:val="15"/>
+                <w:sz w:val="17"/>
               </w:rPr>
-              <w:t>{conclusion}</w:t>
-            </w:r>
-            <w:r>
-              <w:rPr>
-                <w:rFonts w:ascii="Times New Roman" w:hAnsi="Times New Roman" w:cs="Times New Roman"/>
-                <w:b w:val="0"/>
-                <w:i w:val="0"/>
-                <w:vanish/>
-                <w:color w:val="FFFFFF"/>
-                <w:sz w:val="2"/>
-              </w:rPr>
-              <w:t>{/finishedDeviceTests}</w:t>
+              <w:t>{conclusion}{/finishedDeviceTests}</w:t>
             </w:r>
           </w:p>
         </w:tc>
@@ -2290,63 +1406,41 @@
     </w:tbl>
     <w:p>
       <w:pPr>
-        <w:keepNext w:val="0"/>
-        <w:keepLines w:val="0"/>
-        <w:spacing w:before="0" w:after="20" w:line="252" w:lineRule="auto"/>
-      </w:pPr>
-    </w:p>
-    <w:p>
-      <w:pPr>
-        <w:pStyle w:val="Heading1"/>
+        <w:spacing w:before="100" w:after="20" w:line="240" w:lineRule="auto"/>
       </w:pPr>
       <w:r>
+        <w:rPr>
+          <w:rFonts w:ascii="Times New Roman" w:hAnsi="Times New Roman" w:eastAsia="Times New Roman"/>
+          <w:b/>
+          <w:i w:val="0"/>
+          <w:sz w:val="22"/>
+        </w:rPr>
         <w:t>8. Mechanical and electrical testing</w:t>
       </w:r>
     </w:p>
     <w:p>
       <w:pPr>
-        <w:keepNext w:val="0"/>
-        <w:keepLines/>
-        <w:spacing w:before="0" w:after="20" w:line="259" w:lineRule="auto"/>
+        <w:spacing w:before="0" w:after="20" w:line="240" w:lineRule="auto"/>
       </w:pPr>
       <w:r>
         <w:rPr>
-          <w:rFonts w:ascii="Times New Roman" w:hAnsi="Times New Roman" w:cs="Times New Roman"/>
+          <w:rFonts w:ascii="Times New Roman" w:hAnsi="Times New Roman" w:eastAsia="Times New Roman"/>
           <w:b w:val="0"/>
           <w:i w:val="0"/>
-          <w:vanish w:val="0"/>
-          <w:color w:val="000000"/>
           <w:sz w:val="20"/>
         </w:rPr>
         <w:t>{mechanicalElectricalTesting}</w:t>
       </w:r>
-      <w:r>
-        <w:rPr>
-          <w:rFonts w:ascii="Times New Roman" w:hAnsi="Times New Roman" w:cs="Times New Roman"/>
-          <w:b w:val="0"/>
-          <w:i w:val="0"/>
-          <w:vanish w:val="0"/>
-          <w:color w:val="000000"/>
-          <w:sz w:val="18"/>
-        </w:rPr>
-        <w:br/>
-        <w:br/>
-        <w:br/>
-      </w:r>
     </w:p>
     <w:p>
       <w:pPr>
-        <w:keepNext w:val="0"/>
-        <w:keepLines w:val="0"/>
-        <w:spacing w:before="0" w:after="80" w:line="252" w:lineRule="auto"/>
+        <w:spacing w:before="0" w:after="80" w:line="240" w:lineRule="auto"/>
       </w:pPr>
       <w:r>
         <w:rPr>
-          <w:rFonts w:ascii="Times New Roman" w:hAnsi="Times New Roman" w:cs="Times New Roman"/>
+          <w:rFonts w:ascii="Times New Roman" w:hAnsi="Times New Roman" w:eastAsia="Times New Roman"/>
           <w:b w:val="0"/>
           <w:i/>
-          <w:vanish w:val="0"/>
-          <w:color w:val="666666"/>
           <w:sz w:val="17"/>
         </w:rPr>
         <w:t>For every applicable test, state standard/method, configuration, acceptance criteria, report reference and conclusion. Explain non-applicability where relevant.</w:t>
@@ -2354,56 +1448,41 @@
     </w:p>
     <w:p>
       <w:pPr>
-        <w:pStyle w:val="Heading1"/>
+        <w:spacing w:before="100" w:after="20" w:line="240" w:lineRule="auto"/>
       </w:pPr>
       <w:r>
+        <w:rPr>
+          <w:rFonts w:ascii="Times New Roman" w:hAnsi="Times New Roman" w:eastAsia="Times New Roman"/>
+          <w:b/>
+          <w:i w:val="0"/>
+          <w:sz w:val="22"/>
+        </w:rPr>
         <w:t>9. Reliability testing</w:t>
       </w:r>
     </w:p>
     <w:p>
       <w:pPr>
-        <w:keepNext w:val="0"/>
-        <w:keepLines/>
-        <w:spacing w:before="0" w:after="20" w:line="259" w:lineRule="auto"/>
+        <w:spacing w:before="0" w:after="20" w:line="240" w:lineRule="auto"/>
       </w:pPr>
       <w:r>
         <w:rPr>
-          <w:rFonts w:ascii="Times New Roman" w:hAnsi="Times New Roman" w:cs="Times New Roman"/>
+          <w:rFonts w:ascii="Times New Roman" w:hAnsi="Times New Roman" w:eastAsia="Times New Roman"/>
           <w:b w:val="0"/>
           <w:i w:val="0"/>
-          <w:vanish w:val="0"/>
-          <w:color w:val="000000"/>
           <w:sz w:val="20"/>
         </w:rPr>
         <w:t>{reliabilityTesting}</w:t>
       </w:r>
-      <w:r>
-        <w:rPr>
-          <w:rFonts w:ascii="Times New Roman" w:hAnsi="Times New Roman" w:cs="Times New Roman"/>
-          <w:b w:val="0"/>
-          <w:i w:val="0"/>
-          <w:vanish w:val="0"/>
-          <w:color w:val="000000"/>
-          <w:sz w:val="18"/>
-        </w:rPr>
-        <w:br/>
-        <w:br/>
-        <w:br/>
-      </w:r>
     </w:p>
     <w:p>
       <w:pPr>
-        <w:keepNext w:val="0"/>
-        <w:keepLines w:val="0"/>
-        <w:spacing w:before="0" w:after="80" w:line="252" w:lineRule="auto"/>
+        <w:spacing w:before="0" w:after="80" w:line="240" w:lineRule="auto"/>
       </w:pPr>
       <w:r>
         <w:rPr>
-          <w:rFonts w:ascii="Times New Roman" w:hAnsi="Times New Roman" w:cs="Times New Roman"/>
+          <w:rFonts w:ascii="Times New Roman" w:hAnsi="Times New Roman" w:eastAsia="Times New Roman"/>
           <w:b w:val="0"/>
           <w:i/>
-          <w:vanish w:val="0"/>
-          <w:color w:val="666666"/>
           <w:sz w:val="17"/>
         </w:rPr>
         <w:t>Summarise reliability, durability, fatigue, environmental and simulated-use testing, as applicable.</w:t>
@@ -2411,56 +1490,41 @@
     </w:p>
     <w:p>
       <w:pPr>
-        <w:pStyle w:val="Heading1"/>
+        <w:spacing w:before="100" w:after="20" w:line="240" w:lineRule="auto"/>
       </w:pPr>
       <w:r>
+        <w:rPr>
+          <w:rFonts w:ascii="Times New Roman" w:hAnsi="Times New Roman" w:eastAsia="Times New Roman"/>
+          <w:b/>
+          <w:i w:val="0"/>
+          <w:sz w:val="22"/>
+        </w:rPr>
         <w:t>10. Software verification and validation</w:t>
       </w:r>
     </w:p>
     <w:p>
       <w:pPr>
-        <w:keepNext w:val="0"/>
-        <w:keepLines/>
-        <w:spacing w:before="0" w:after="20" w:line="259" w:lineRule="auto"/>
+        <w:spacing w:before="0" w:after="20" w:line="240" w:lineRule="auto"/>
       </w:pPr>
       <w:r>
         <w:rPr>
-          <w:rFonts w:ascii="Times New Roman" w:hAnsi="Times New Roman" w:cs="Times New Roman"/>
+          <w:rFonts w:ascii="Times New Roman" w:hAnsi="Times New Roman" w:eastAsia="Times New Roman"/>
           <w:b w:val="0"/>
           <w:i w:val="0"/>
-          <w:vanish w:val="0"/>
-          <w:color w:val="000000"/>
           <w:sz w:val="20"/>
         </w:rPr>
         <w:t>{softwareVV}</w:t>
       </w:r>
-      <w:r>
-        <w:rPr>
-          <w:rFonts w:ascii="Times New Roman" w:hAnsi="Times New Roman" w:cs="Times New Roman"/>
-          <w:b w:val="0"/>
-          <w:i w:val="0"/>
-          <w:vanish w:val="0"/>
-          <w:color w:val="000000"/>
-          <w:sz w:val="18"/>
-        </w:rPr>
-        <w:br/>
-        <w:br/>
-        <w:br/>
-      </w:r>
     </w:p>
     <w:p>
       <w:pPr>
-        <w:keepNext w:val="0"/>
-        <w:keepLines w:val="0"/>
-        <w:spacing w:before="0" w:after="80" w:line="252" w:lineRule="auto"/>
+        <w:spacing w:before="0" w:after="80" w:line="240" w:lineRule="auto"/>
       </w:pPr>
       <w:r>
         <w:rPr>
-          <w:rFonts w:ascii="Times New Roman" w:hAnsi="Times New Roman" w:cs="Times New Roman"/>
+          <w:rFonts w:ascii="Times New Roman" w:hAnsi="Times New Roman" w:eastAsia="Times New Roman"/>
           <w:b w:val="0"/>
           <w:i/>
-          <w:vanish w:val="0"/>
-          <w:color w:val="666666"/>
           <w:sz w:val="17"/>
         </w:rPr>
         <w:t>If software is part of the device, identify version, requirements, architecture, risk controls, verification, validation, cybersecurity and release evidence; otherwise justify non-applicability.</w:t>
@@ -2468,56 +1532,41 @@
     </w:p>
     <w:p>
       <w:pPr>
-        <w:pStyle w:val="Heading1"/>
+        <w:spacing w:before="100" w:after="20" w:line="240" w:lineRule="auto"/>
       </w:pPr>
       <w:r>
+        <w:rPr>
+          <w:rFonts w:ascii="Times New Roman" w:hAnsi="Times New Roman" w:eastAsia="Times New Roman"/>
+          <w:b/>
+          <w:i w:val="0"/>
+          <w:sz w:val="22"/>
+        </w:rPr>
         <w:t>11. Performance, in vitro and ex vivo testing</w:t>
       </w:r>
     </w:p>
     <w:p>
       <w:pPr>
-        <w:keepNext w:val="0"/>
-        <w:keepLines/>
-        <w:spacing w:before="0" w:after="20" w:line="259" w:lineRule="auto"/>
+        <w:spacing w:before="0" w:after="20" w:line="240" w:lineRule="auto"/>
       </w:pPr>
       <w:r>
         <w:rPr>
-          <w:rFonts w:ascii="Times New Roman" w:hAnsi="Times New Roman" w:cs="Times New Roman"/>
+          <w:rFonts w:ascii="Times New Roman" w:hAnsi="Times New Roman" w:eastAsia="Times New Roman"/>
           <w:b w:val="0"/>
           <w:i w:val="0"/>
-          <w:vanish w:val="0"/>
-          <w:color w:val="000000"/>
           <w:sz w:val="20"/>
         </w:rPr>
         <w:t>{performanceTesting}</w:t>
       </w:r>
-      <w:r>
-        <w:rPr>
-          <w:rFonts w:ascii="Times New Roman" w:hAnsi="Times New Roman" w:cs="Times New Roman"/>
-          <w:b w:val="0"/>
-          <w:i w:val="0"/>
-          <w:vanish w:val="0"/>
-          <w:color w:val="000000"/>
-          <w:sz w:val="18"/>
-        </w:rPr>
-        <w:br/>
-        <w:br/>
-        <w:br/>
-      </w:r>
     </w:p>
     <w:p>
       <w:pPr>
-        <w:keepNext w:val="0"/>
-        <w:keepLines w:val="0"/>
-        <w:spacing w:before="0" w:after="80" w:line="252" w:lineRule="auto"/>
+        <w:spacing w:before="0" w:after="80" w:line="240" w:lineRule="auto"/>
       </w:pPr>
       <w:r>
         <w:rPr>
-          <w:rFonts w:ascii="Times New Roman" w:hAnsi="Times New Roman" w:cs="Times New Roman"/>
+          <w:rFonts w:ascii="Times New Roman" w:hAnsi="Times New Roman" w:eastAsia="Times New Roman"/>
           <w:b w:val="0"/>
           <w:i/>
-          <w:vanish w:val="0"/>
-          <w:color w:val="666666"/>
           <w:sz w:val="17"/>
         </w:rPr>
         <w:t>Summarise applicable bench, performance, in vitro or ex vivo tests and cross-reference full signed reports.</w:t>
@@ -2525,56 +1574,41 @@
     </w:p>
     <w:p>
       <w:pPr>
-        <w:pStyle w:val="Heading1"/>
+        <w:spacing w:before="100" w:after="20" w:line="240" w:lineRule="auto"/>
       </w:pPr>
       <w:r>
+        <w:rPr>
+          <w:rFonts w:ascii="Times New Roman" w:hAnsi="Times New Roman" w:eastAsia="Times New Roman"/>
+          <w:b/>
+          <w:i w:val="0"/>
+          <w:sz w:val="22"/>
+        </w:rPr>
         <w:t>Conclusion</w:t>
       </w:r>
     </w:p>
     <w:p>
       <w:pPr>
-        <w:keepNext w:val="0"/>
-        <w:keepLines/>
-        <w:spacing w:before="0" w:after="20" w:line="259" w:lineRule="auto"/>
+        <w:spacing w:before="0" w:after="40" w:line="240" w:lineRule="auto"/>
       </w:pPr>
       <w:r>
         <w:rPr>
-          <w:rFonts w:ascii="Times New Roman" w:hAnsi="Times New Roman" w:cs="Times New Roman"/>
+          <w:rFonts w:ascii="Times New Roman" w:hAnsi="Times New Roman" w:eastAsia="Times New Roman"/>
           <w:b w:val="0"/>
           <w:i w:val="0"/>
-          <w:vanish w:val="0"/>
-          <w:color w:val="000000"/>
           <w:sz w:val="20"/>
         </w:rPr>
         <w:t>{designConclusion}</w:t>
       </w:r>
-      <w:r>
-        <w:rPr>
-          <w:rFonts w:ascii="Times New Roman" w:hAnsi="Times New Roman" w:cs="Times New Roman"/>
-          <w:b w:val="0"/>
-          <w:i w:val="0"/>
-          <w:vanish w:val="0"/>
-          <w:color w:val="000000"/>
-          <w:sz w:val="18"/>
-        </w:rPr>
-        <w:br/>
-        <w:br/>
-        <w:br/>
-      </w:r>
     </w:p>
     <w:p>
       <w:pPr>
-        <w:keepNext w:val="0"/>
-        <w:keepLines w:val="0"/>
-        <w:spacing w:before="0" w:after="80" w:line="252" w:lineRule="auto"/>
+        <w:spacing w:before="0" w:after="80" w:line="240" w:lineRule="auto"/>
       </w:pPr>
       <w:r>
         <w:rPr>
-          <w:rFonts w:ascii="Times New Roman" w:hAnsi="Times New Roman" w:cs="Times New Roman"/>
+          <w:rFonts w:ascii="Times New Roman" w:hAnsi="Times New Roman" w:eastAsia="Times New Roman"/>
           <w:b w:val="0"/>
           <w:i/>
-          <w:vanish w:val="0"/>
-          <w:color w:val="666666"/>
           <w:sz w:val="17"/>
         </w:rPr>
         <w:t>Conclude whether design outputs meet design inputs and whether verification/validation supports the intended use and claimed performance.</w:t>
@@ -2582,65 +1616,60 @@
     </w:p>
     <w:p>
       <w:pPr>
-        <w:pStyle w:val="Heading1"/>
+        <w:spacing w:before="100" w:after="40" w:line="240" w:lineRule="auto"/>
       </w:pPr>
       <w:r>
+        <w:rPr>
+          <w:rFonts w:ascii="Times New Roman" w:hAnsi="Times New Roman" w:eastAsia="Times New Roman"/>
+          <w:b/>
+          <w:i w:val="0"/>
+          <w:sz w:val="22"/>
+        </w:rPr>
         <w:t>Approval and certification</w:t>
       </w:r>
     </w:p>
     <w:tbl>
       <w:tblPr>
-        <w:tblW w:type="dxa" w:w="8906"/>
-        <w:jc w:val="left"/>
+        <w:tblW w:type="auto" w:w="0"/>
+        <w:jc w:val="center"/>
         <w:tblLayout w:type="fixed"/>
         <w:tblLook w:firstColumn="1" w:firstRow="1" w:lastColumn="0" w:lastRow="0" w:noHBand="0" w:noVBand="1" w:val="04A0"/>
-        <w:tblInd w:w="110" w:type="dxa"/>
+        <w:tblBorders>
+          <w:top w:val="single" w:sz="6" w:space="0" w:color="777777"/>
+          <w:left w:val="single" w:sz="6" w:space="0" w:color="777777"/>
+          <w:bottom w:val="single" w:sz="6" w:space="0" w:color="777777"/>
+          <w:right w:val="single" w:sz="6" w:space="0" w:color="777777"/>
+          <w:insideH w:val="single" w:sz="6" w:space="0" w:color="777777"/>
+          <w:insideV w:val="single" w:sz="6" w:space="0" w:color="777777"/>
+        </w:tblBorders>
+        <w:tblLayout w:type="fixed"/>
       </w:tblPr>
       <w:tblGrid>
-        <w:gridCol w:w="1550"/>
-        <w:gridCol w:w="2100"/>
-        <w:gridCol w:w="1900"/>
-        <w:gridCol w:w="1450"/>
-        <w:gridCol w:w="1906"/>
+        <w:gridCol w:w="2131"/>
+        <w:gridCol w:w="2131"/>
+        <w:gridCol w:w="2131"/>
+        <w:gridCol w:w="2131"/>
+        <w:gridCol w:w="2131"/>
       </w:tblGrid>
       <w:tr>
-        <w:trPr>
-          <w:tblHeader w:val="true"/>
-        </w:trPr>
         <w:tc>
           <w:tcPr>
-            <w:tcW w:type="dxa" w:w="1550"/>
-            <w:tcMar>
-              <w:top w:w="90" w:type="dxa"/>
-              <w:start w:w="110" w:type="dxa"/>
-              <w:bottom w:w="90" w:type="dxa"/>
-              <w:end w:w="110" w:type="dxa"/>
-            </w:tcMar>
-            <w:tcBorders>
-              <w:top w:val="single" w:sz="6" w:space="0" w:color="808080"/>
-              <w:start w:val="single" w:sz="6" w:space="0" w:color="808080"/>
-              <w:bottom w:val="single" w:sz="6" w:space="0" w:color="808080"/>
-              <w:end w:val="single" w:sz="6" w:space="0" w:color="808080"/>
-              <w:insideH w:val="single" w:sz="6" w:space="0" w:color="808080"/>
-              <w:insideV w:val="single" w:sz="6" w:space="0" w:color="808080"/>
-            </w:tcBorders>
+            <w:tcW w:type="dxa" w:w="1656"/>
             <w:vAlign w:val="center"/>
-            <w:shd w:val="clear" w:color="auto" w:fill="E7E6E6"/>
+            <w:shd w:fill="E7E7E7"/>
           </w:tcPr>
           <w:p>
             <w:pPr>
-              <w:spacing w:before="0" w:after="0" w:line="252" w:lineRule="auto"/>
+              <w:spacing w:after="0" w:line="240" w:lineRule="auto"/>
               <w:jc w:val="center"/>
             </w:pPr>
             <w:r/>
             <w:r>
               <w:rPr>
-                <w:rFonts w:ascii="Times New Roman" w:hAnsi="Times New Roman" w:cs="Times New Roman"/>
+                <w:rFonts w:ascii="Times New Roman" w:hAnsi="Times New Roman" w:eastAsia="Times New Roman"/>
                 <w:b/>
                 <w:i w:val="0"/>
-                <w:vanish w:val="0"/>
-                <w:color w:val="000000"/>
-                <w:sz w:val="16"/>
+                <w:sz w:val="17"/>
               </w:rPr>
               <w:t>Role</w:t>
             </w:r>
@@ -2648,38 +1677,22 @@
         </w:tc>
         <w:tc>
           <w:tcPr>
-            <w:tcW w:type="dxa" w:w="2100"/>
-            <w:tcMar>
-              <w:top w:w="90" w:type="dxa"/>
-              <w:start w:w="110" w:type="dxa"/>
-              <w:bottom w:w="90" w:type="dxa"/>
-              <w:end w:w="110" w:type="dxa"/>
-            </w:tcMar>
-            <w:tcBorders>
-              <w:top w:val="single" w:sz="6" w:space="0" w:color="808080"/>
-              <w:start w:val="single" w:sz="6" w:space="0" w:color="808080"/>
-              <w:bottom w:val="single" w:sz="6" w:space="0" w:color="808080"/>
-              <w:end w:val="single" w:sz="6" w:space="0" w:color="808080"/>
-              <w:insideH w:val="single" w:sz="6" w:space="0" w:color="808080"/>
-              <w:insideV w:val="single" w:sz="6" w:space="0" w:color="808080"/>
-            </w:tcBorders>
+            <w:tcW w:type="dxa" w:w="2880"/>
             <w:vAlign w:val="center"/>
-            <w:shd w:val="clear" w:color="auto" w:fill="E7E6E6"/>
+            <w:shd w:fill="E7E7E7"/>
           </w:tcPr>
           <w:p>
             <w:pPr>
-              <w:spacing w:before="0" w:after="0" w:line="252" w:lineRule="auto"/>
+              <w:spacing w:after="0" w:line="240" w:lineRule="auto"/>
               <w:jc w:val="center"/>
             </w:pPr>
             <w:r/>
             <w:r>
               <w:rPr>
-                <w:rFonts w:ascii="Times New Roman" w:hAnsi="Times New Roman" w:cs="Times New Roman"/>
+                <w:rFonts w:ascii="Times New Roman" w:hAnsi="Times New Roman" w:eastAsia="Times New Roman"/>
                 <w:b/>
                 <w:i w:val="0"/>
-                <w:vanish w:val="0"/>
-                <w:color w:val="000000"/>
-                <w:sz w:val="16"/>
+                <w:sz w:val="17"/>
               </w:rPr>
               <w:t>Name</w:t>
             </w:r>
@@ -2687,38 +1700,22 @@
         </w:tc>
         <w:tc>
           <w:tcPr>
-            <w:tcW w:type="dxa" w:w="1900"/>
-            <w:tcMar>
-              <w:top w:w="90" w:type="dxa"/>
-              <w:start w:w="110" w:type="dxa"/>
-              <w:bottom w:w="90" w:type="dxa"/>
-              <w:end w:w="110" w:type="dxa"/>
-            </w:tcMar>
-            <w:tcBorders>
-              <w:top w:val="single" w:sz="6" w:space="0" w:color="808080"/>
-              <w:start w:val="single" w:sz="6" w:space="0" w:color="808080"/>
-              <w:bottom w:val="single" w:sz="6" w:space="0" w:color="808080"/>
-              <w:end w:val="single" w:sz="6" w:space="0" w:color="808080"/>
-              <w:insideH w:val="single" w:sz="6" w:space="0" w:color="808080"/>
-              <w:insideV w:val="single" w:sz="6" w:space="0" w:color="808080"/>
-            </w:tcBorders>
+            <w:tcW w:type="dxa" w:w="3240"/>
             <w:vAlign w:val="center"/>
-            <w:shd w:val="clear" w:color="auto" w:fill="E7E6E6"/>
+            <w:shd w:fill="E7E7E7"/>
           </w:tcPr>
           <w:p>
             <w:pPr>
-              <w:spacing w:before="0" w:after="0" w:line="252" w:lineRule="auto"/>
+              <w:spacing w:after="0" w:line="240" w:lineRule="auto"/>
               <w:jc w:val="center"/>
             </w:pPr>
             <w:r/>
             <w:r>
               <w:rPr>
-                <w:rFonts w:ascii="Times New Roman" w:hAnsi="Times New Roman" w:cs="Times New Roman"/>
+                <w:rFonts w:ascii="Times New Roman" w:hAnsi="Times New Roman" w:eastAsia="Times New Roman"/>
                 <w:b/>
                 <w:i w:val="0"/>
-                <w:vanish w:val="0"/>
-                <w:color w:val="000000"/>
-                <w:sz w:val="16"/>
+                <w:sz w:val="17"/>
               </w:rPr>
               <w:t>Designation</w:t>
             </w:r>
@@ -2726,38 +1723,22 @@
         </w:tc>
         <w:tc>
           <w:tcPr>
-            <w:tcW w:type="dxa" w:w="1450"/>
-            <w:tcMar>
-              <w:top w:w="90" w:type="dxa"/>
-              <w:start w:w="110" w:type="dxa"/>
-              <w:bottom w:w="90" w:type="dxa"/>
-              <w:end w:w="110" w:type="dxa"/>
-            </w:tcMar>
-            <w:tcBorders>
-              <w:top w:val="single" w:sz="6" w:space="0" w:color="808080"/>
-              <w:start w:val="single" w:sz="6" w:space="0" w:color="808080"/>
-              <w:bottom w:val="single" w:sz="6" w:space="0" w:color="808080"/>
-              <w:end w:val="single" w:sz="6" w:space="0" w:color="808080"/>
-              <w:insideH w:val="single" w:sz="6" w:space="0" w:color="808080"/>
-              <w:insideV w:val="single" w:sz="6" w:space="0" w:color="808080"/>
-            </w:tcBorders>
+            <w:tcW w:type="dxa" w:w="2232"/>
             <w:vAlign w:val="center"/>
-            <w:shd w:val="clear" w:color="auto" w:fill="E7E6E6"/>
+            <w:shd w:fill="E7E7E7"/>
           </w:tcPr>
           <w:p>
             <w:pPr>
-              <w:spacing w:before="0" w:after="0" w:line="252" w:lineRule="auto"/>
+              <w:spacing w:after="0" w:line="240" w:lineRule="auto"/>
               <w:jc w:val="center"/>
             </w:pPr>
             <w:r/>
             <w:r>
               <w:rPr>
-                <w:rFonts w:ascii="Times New Roman" w:hAnsi="Times New Roman" w:cs="Times New Roman"/>
+                <w:rFonts w:ascii="Times New Roman" w:hAnsi="Times New Roman" w:eastAsia="Times New Roman"/>
                 <w:b/>
                 <w:i w:val="0"/>
-                <w:vanish w:val="0"/>
-                <w:color w:val="000000"/>
-                <w:sz w:val="16"/>
+                <w:sz w:val="17"/>
               </w:rPr>
               <w:t>Date</w:t>
             </w:r>
@@ -2765,38 +1746,22 @@
         </w:tc>
         <w:tc>
           <w:tcPr>
-            <w:tcW w:type="dxa" w:w="1906"/>
-            <w:tcMar>
-              <w:top w:w="90" w:type="dxa"/>
-              <w:start w:w="110" w:type="dxa"/>
-              <w:bottom w:w="90" w:type="dxa"/>
-              <w:end w:w="110" w:type="dxa"/>
-            </w:tcMar>
-            <w:tcBorders>
-              <w:top w:val="single" w:sz="6" w:space="0" w:color="808080"/>
-              <w:start w:val="single" w:sz="6" w:space="0" w:color="808080"/>
-              <w:bottom w:val="single" w:sz="6" w:space="0" w:color="808080"/>
-              <w:end w:val="single" w:sz="6" w:space="0" w:color="808080"/>
-              <w:insideH w:val="single" w:sz="6" w:space="0" w:color="808080"/>
-              <w:insideV w:val="single" w:sz="6" w:space="0" w:color="808080"/>
-            </w:tcBorders>
+            <w:tcW w:type="dxa" w:w="2808"/>
             <w:vAlign w:val="center"/>
-            <w:shd w:val="clear" w:color="auto" w:fill="E7E6E6"/>
+            <w:shd w:fill="E7E7E7"/>
           </w:tcPr>
           <w:p>
             <w:pPr>
-              <w:spacing w:before="0" w:after="0" w:line="252" w:lineRule="auto"/>
+              <w:spacing w:after="0" w:line="240" w:lineRule="auto"/>
               <w:jc w:val="center"/>
             </w:pPr>
             <w:r/>
             <w:r>
               <w:rPr>
-                <w:rFonts w:ascii="Times New Roman" w:hAnsi="Times New Roman" w:cs="Times New Roman"/>
+                <w:rFonts w:ascii="Times New Roman" w:hAnsi="Times New Roman" w:eastAsia="Times New Roman"/>
                 <w:b/>
                 <w:i w:val="0"/>
-                <w:vanish w:val="0"/>
-                <w:color w:val="000000"/>
-                <w:sz w:val="16"/>
+                <w:sz w:val="17"/>
               </w:rPr>
               <w:t>Signature</w:t>
             </w:r>
@@ -2804,42 +1769,23 @@
         </w:tc>
       </w:tr>
       <w:tr>
-        <w:trPr>
-          <w:cantSplit w:val="true"/>
-        </w:trPr>
         <w:tc>
           <w:tcPr>
-            <w:tcW w:type="dxa" w:w="1550"/>
-            <w:tcMar>
-              <w:top w:w="90" w:type="dxa"/>
-              <w:start w:w="110" w:type="dxa"/>
-              <w:bottom w:w="90" w:type="dxa"/>
-              <w:end w:w="110" w:type="dxa"/>
-            </w:tcMar>
-            <w:tcBorders>
-              <w:top w:val="single" w:sz="6" w:space="0" w:color="808080"/>
-              <w:start w:val="single" w:sz="6" w:space="0" w:color="808080"/>
-              <w:bottom w:val="single" w:sz="6" w:space="0" w:color="808080"/>
-              <w:end w:val="single" w:sz="6" w:space="0" w:color="808080"/>
-              <w:insideH w:val="single" w:sz="6" w:space="0" w:color="808080"/>
-              <w:insideV w:val="single" w:sz="6" w:space="0" w:color="808080"/>
-            </w:tcBorders>
+            <w:tcW w:type="dxa" w:w="1656"/>
             <w:vAlign w:val="center"/>
           </w:tcPr>
           <w:p>
             <w:pPr>
-              <w:spacing w:before="0" w:after="0" w:line="252" w:lineRule="auto"/>
-              <w:jc w:val="center"/>
+              <w:spacing w:after="0" w:line="240" w:lineRule="auto"/>
+              <w:jc w:val="left"/>
             </w:pPr>
             <w:r/>
             <w:r>
               <w:rPr>
-                <w:rFonts w:ascii="Times New Roman" w:hAnsi="Times New Roman" w:cs="Times New Roman"/>
+                <w:rFonts w:ascii="Times New Roman" w:hAnsi="Times New Roman" w:eastAsia="Times New Roman"/>
                 <w:b w:val="0"/>
                 <w:i w:val="0"/>
-                <w:vanish w:val="0"/>
-                <w:color w:val="000000"/>
-                <w:sz w:val="16"/>
+                <w:sz w:val="17"/>
               </w:rPr>
               <w:t>Prepared by</w:t>
             </w:r>
@@ -2847,37 +1793,21 @@
         </w:tc>
         <w:tc>
           <w:tcPr>
-            <w:tcW w:type="dxa" w:w="2100"/>
-            <w:tcMar>
-              <w:top w:w="90" w:type="dxa"/>
-              <w:start w:w="110" w:type="dxa"/>
-              <w:bottom w:w="90" w:type="dxa"/>
-              <w:end w:w="110" w:type="dxa"/>
-            </w:tcMar>
-            <w:tcBorders>
-              <w:top w:val="single" w:sz="6" w:space="0" w:color="808080"/>
-              <w:start w:val="single" w:sz="6" w:space="0" w:color="808080"/>
-              <w:bottom w:val="single" w:sz="6" w:space="0" w:color="808080"/>
-              <w:end w:val="single" w:sz="6" w:space="0" w:color="808080"/>
-              <w:insideH w:val="single" w:sz="6" w:space="0" w:color="808080"/>
-              <w:insideV w:val="single" w:sz="6" w:space="0" w:color="808080"/>
-            </w:tcBorders>
+            <w:tcW w:type="dxa" w:w="2880"/>
             <w:vAlign w:val="center"/>
           </w:tcPr>
           <w:p>
             <w:pPr>
-              <w:spacing w:before="0" w:after="0" w:line="252" w:lineRule="auto"/>
+              <w:spacing w:after="0" w:line="240" w:lineRule="auto"/>
               <w:jc w:val="left"/>
             </w:pPr>
             <w:r/>
             <w:r>
               <w:rPr>
-                <w:rFonts w:ascii="Times New Roman" w:hAnsi="Times New Roman" w:cs="Times New Roman"/>
+                <w:rFonts w:ascii="Times New Roman" w:hAnsi="Times New Roman" w:eastAsia="Times New Roman"/>
                 <w:b w:val="0"/>
                 <w:i w:val="0"/>
-                <w:vanish w:val="0"/>
-                <w:color w:val="000000"/>
-                <w:sz w:val="16"/>
+                <w:sz w:val="17"/>
               </w:rPr>
               <w:t>{preparedByName}</w:t>
             </w:r>
@@ -2885,37 +1815,21 @@
         </w:tc>
         <w:tc>
           <w:tcPr>
-            <w:tcW w:type="dxa" w:w="1900"/>
-            <w:tcMar>
-              <w:top w:w="90" w:type="dxa"/>
-              <w:start w:w="110" w:type="dxa"/>
-              <w:bottom w:w="90" w:type="dxa"/>
-              <w:end w:w="110" w:type="dxa"/>
-            </w:tcMar>
-            <w:tcBorders>
-              <w:top w:val="single" w:sz="6" w:space="0" w:color="808080"/>
-              <w:start w:val="single" w:sz="6" w:space="0" w:color="808080"/>
-              <w:bottom w:val="single" w:sz="6" w:space="0" w:color="808080"/>
-              <w:end w:val="single" w:sz="6" w:space="0" w:color="808080"/>
-              <w:insideH w:val="single" w:sz="6" w:space="0" w:color="808080"/>
-              <w:insideV w:val="single" w:sz="6" w:space="0" w:color="808080"/>
-            </w:tcBorders>
+            <w:tcW w:type="dxa" w:w="3240"/>
             <w:vAlign w:val="center"/>
           </w:tcPr>
           <w:p>
             <w:pPr>
-              <w:spacing w:before="0" w:after="0" w:line="252" w:lineRule="auto"/>
+              <w:spacing w:after="0" w:line="240" w:lineRule="auto"/>
               <w:jc w:val="left"/>
             </w:pPr>
             <w:r/>
             <w:r>
               <w:rPr>
-                <w:rFonts w:ascii="Times New Roman" w:hAnsi="Times New Roman" w:cs="Times New Roman"/>
+                <w:rFonts w:ascii="Times New Roman" w:hAnsi="Times New Roman" w:eastAsia="Times New Roman"/>
                 <w:b w:val="0"/>
                 <w:i w:val="0"/>
-                <w:vanish w:val="0"/>
-                <w:color w:val="000000"/>
-                <w:sz w:val="16"/>
+                <w:sz w:val="17"/>
               </w:rPr>
               <w:t>{preparedByDesignation}</w:t>
             </w:r>
@@ -2923,37 +1837,21 @@
         </w:tc>
         <w:tc>
           <w:tcPr>
-            <w:tcW w:type="dxa" w:w="1450"/>
-            <w:tcMar>
-              <w:top w:w="90" w:type="dxa"/>
-              <w:start w:w="110" w:type="dxa"/>
-              <w:bottom w:w="90" w:type="dxa"/>
-              <w:end w:w="110" w:type="dxa"/>
-            </w:tcMar>
-            <w:tcBorders>
-              <w:top w:val="single" w:sz="6" w:space="0" w:color="808080"/>
-              <w:start w:val="single" w:sz="6" w:space="0" w:color="808080"/>
-              <w:bottom w:val="single" w:sz="6" w:space="0" w:color="808080"/>
-              <w:end w:val="single" w:sz="6" w:space="0" w:color="808080"/>
-              <w:insideH w:val="single" w:sz="6" w:space="0" w:color="808080"/>
-              <w:insideV w:val="single" w:sz="6" w:space="0" w:color="808080"/>
-            </w:tcBorders>
+            <w:tcW w:type="dxa" w:w="2232"/>
             <w:vAlign w:val="center"/>
           </w:tcPr>
           <w:p>
             <w:pPr>
-              <w:spacing w:before="0" w:after="0" w:line="252" w:lineRule="auto"/>
+              <w:spacing w:after="0" w:line="240" w:lineRule="auto"/>
               <w:jc w:val="left"/>
             </w:pPr>
             <w:r/>
             <w:r>
               <w:rPr>
-                <w:rFonts w:ascii="Times New Roman" w:hAnsi="Times New Roman" w:cs="Times New Roman"/>
+                <w:rFonts w:ascii="Times New Roman" w:hAnsi="Times New Roman" w:eastAsia="Times New Roman"/>
                 <w:b w:val="0"/>
                 <w:i w:val="0"/>
-                <w:vanish w:val="0"/>
-                <w:color w:val="000000"/>
-                <w:sz w:val="16"/>
+                <w:sz w:val="17"/>
               </w:rPr>
               <w:t>{preparedDate}</w:t>
             </w:r>
@@ -2961,80 +1859,45 @@
         </w:tc>
         <w:tc>
           <w:tcPr>
-            <w:tcW w:type="dxa" w:w="1906"/>
-            <w:tcMar>
-              <w:top w:w="90" w:type="dxa"/>
-              <w:start w:w="110" w:type="dxa"/>
-              <w:bottom w:w="90" w:type="dxa"/>
-              <w:end w:w="110" w:type="dxa"/>
-            </w:tcMar>
-            <w:tcBorders>
-              <w:top w:val="single" w:sz="6" w:space="0" w:color="808080"/>
-              <w:start w:val="single" w:sz="6" w:space="0" w:color="808080"/>
-              <w:bottom w:val="single" w:sz="6" w:space="0" w:color="808080"/>
-              <w:end w:val="single" w:sz="6" w:space="0" w:color="808080"/>
-              <w:insideH w:val="single" w:sz="6" w:space="0" w:color="808080"/>
-              <w:insideV w:val="single" w:sz="6" w:space="0" w:color="808080"/>
-            </w:tcBorders>
+            <w:tcW w:type="dxa" w:w="2808"/>
             <w:vAlign w:val="center"/>
           </w:tcPr>
           <w:p>
             <w:pPr>
-              <w:spacing w:before="0" w:after="0" w:line="252" w:lineRule="auto"/>
-              <w:jc w:val="center"/>
+              <w:spacing w:after="0" w:line="240" w:lineRule="auto"/>
+              <w:jc w:val="left"/>
             </w:pPr>
             <w:r/>
             <w:r>
               <w:rPr>
-                <w:rFonts w:ascii="Times New Roman" w:hAnsi="Times New Roman" w:cs="Times New Roman"/>
+                <w:rFonts w:ascii="Times New Roman" w:hAnsi="Times New Roman" w:eastAsia="Times New Roman"/>
                 <w:b w:val="0"/>
                 <w:i w:val="0"/>
-                <w:vanish w:val="0"/>
-                <w:color w:val="000000"/>
-                <w:sz w:val="16"/>
+                <w:sz w:val="17"/>
               </w:rPr>
-              <w:t>________________</w:t>
+              <w:t>____________________</w:t>
             </w:r>
           </w:p>
         </w:tc>
       </w:tr>
       <w:tr>
-        <w:trPr>
-          <w:cantSplit w:val="true"/>
-        </w:trPr>
         <w:tc>
           <w:tcPr>
-            <w:tcW w:type="dxa" w:w="1550"/>
-            <w:tcMar>
-              <w:top w:w="90" w:type="dxa"/>
-              <w:start w:w="110" w:type="dxa"/>
-              <w:bottom w:w="90" w:type="dxa"/>
-              <w:end w:w="110" w:type="dxa"/>
-            </w:tcMar>
-            <w:tcBorders>
-              <w:top w:val="single" w:sz="6" w:space="0" w:color="808080"/>
-              <w:start w:val="single" w:sz="6" w:space="0" w:color="808080"/>
-              <w:bottom w:val="single" w:sz="6" w:space="0" w:color="808080"/>
-              <w:end w:val="single" w:sz="6" w:space="0" w:color="808080"/>
-              <w:insideH w:val="single" w:sz="6" w:space="0" w:color="808080"/>
-              <w:insideV w:val="single" w:sz="6" w:space="0" w:color="808080"/>
-            </w:tcBorders>
+            <w:tcW w:type="dxa" w:w="1656"/>
             <w:vAlign w:val="center"/>
           </w:tcPr>
           <w:p>
             <w:pPr>
-              <w:spacing w:before="0" w:after="0" w:line="252" w:lineRule="auto"/>
-              <w:jc w:val="center"/>
+              <w:spacing w:after="0" w:line="240" w:lineRule="auto"/>
+              <w:jc w:val="left"/>
             </w:pPr>
             <w:r/>
             <w:r>
               <w:rPr>
-                <w:rFonts w:ascii="Times New Roman" w:hAnsi="Times New Roman" w:cs="Times New Roman"/>
+                <w:rFonts w:ascii="Times New Roman" w:hAnsi="Times New Roman" w:eastAsia="Times New Roman"/>
                 <w:b w:val="0"/>
                 <w:i w:val="0"/>
-                <w:vanish w:val="0"/>
-                <w:color w:val="000000"/>
-                <w:sz w:val="16"/>
+                <w:sz w:val="17"/>
               </w:rPr>
               <w:t>Reviewed by</w:t>
             </w:r>
@@ -3042,37 +1905,21 @@
         </w:tc>
         <w:tc>
           <w:tcPr>
-            <w:tcW w:type="dxa" w:w="2100"/>
-            <w:tcMar>
-              <w:top w:w="90" w:type="dxa"/>
-              <w:start w:w="110" w:type="dxa"/>
-              <w:bottom w:w="90" w:type="dxa"/>
-              <w:end w:w="110" w:type="dxa"/>
-            </w:tcMar>
-            <w:tcBorders>
-              <w:top w:val="single" w:sz="6" w:space="0" w:color="808080"/>
-              <w:start w:val="single" w:sz="6" w:space="0" w:color="808080"/>
-              <w:bottom w:val="single" w:sz="6" w:space="0" w:color="808080"/>
-              <w:end w:val="single" w:sz="6" w:space="0" w:color="808080"/>
-              <w:insideH w:val="single" w:sz="6" w:space="0" w:color="808080"/>
-              <w:insideV w:val="single" w:sz="6" w:space="0" w:color="808080"/>
-            </w:tcBorders>
+            <w:tcW w:type="dxa" w:w="2880"/>
             <w:vAlign w:val="center"/>
           </w:tcPr>
           <w:p>
             <w:pPr>
-              <w:spacing w:before="0" w:after="0" w:line="252" w:lineRule="auto"/>
+              <w:spacing w:after="0" w:line="240" w:lineRule="auto"/>
               <w:jc w:val="left"/>
             </w:pPr>
             <w:r/>
             <w:r>
               <w:rPr>
-                <w:rFonts w:ascii="Times New Roman" w:hAnsi="Times New Roman" w:cs="Times New Roman"/>
+                <w:rFonts w:ascii="Times New Roman" w:hAnsi="Times New Roman" w:eastAsia="Times New Roman"/>
                 <w:b w:val="0"/>
                 <w:i w:val="0"/>
-                <w:vanish w:val="0"/>
-                <w:color w:val="000000"/>
-                <w:sz w:val="16"/>
+                <w:sz w:val="17"/>
               </w:rPr>
               <w:t>{reviewedByName}</w:t>
             </w:r>
@@ -3080,37 +1927,21 @@
         </w:tc>
         <w:tc>
           <w:tcPr>
-            <w:tcW w:type="dxa" w:w="1900"/>
-            <w:tcMar>
-              <w:top w:w="90" w:type="dxa"/>
-              <w:start w:w="110" w:type="dxa"/>
-              <w:bottom w:w="90" w:type="dxa"/>
-              <w:end w:w="110" w:type="dxa"/>
-            </w:tcMar>
-            <w:tcBorders>
-              <w:top w:val="single" w:sz="6" w:space="0" w:color="808080"/>
-              <w:start w:val="single" w:sz="6" w:space="0" w:color="808080"/>
-              <w:bottom w:val="single" w:sz="6" w:space="0" w:color="808080"/>
-              <w:end w:val="single" w:sz="6" w:space="0" w:color="808080"/>
-              <w:insideH w:val="single" w:sz="6" w:space="0" w:color="808080"/>
-              <w:insideV w:val="single" w:sz="6" w:space="0" w:color="808080"/>
-            </w:tcBorders>
+            <w:tcW w:type="dxa" w:w="3240"/>
             <w:vAlign w:val="center"/>
           </w:tcPr>
           <w:p>
             <w:pPr>
-              <w:spacing w:before="0" w:after="0" w:line="252" w:lineRule="auto"/>
+              <w:spacing w:after="0" w:line="240" w:lineRule="auto"/>
               <w:jc w:val="left"/>
             </w:pPr>
             <w:r/>
             <w:r>
               <w:rPr>
-                <w:rFonts w:ascii="Times New Roman" w:hAnsi="Times New Roman" w:cs="Times New Roman"/>
+                <w:rFonts w:ascii="Times New Roman" w:hAnsi="Times New Roman" w:eastAsia="Times New Roman"/>
                 <w:b w:val="0"/>
                 <w:i w:val="0"/>
-                <w:vanish w:val="0"/>
-                <w:color w:val="000000"/>
-                <w:sz w:val="16"/>
+                <w:sz w:val="17"/>
               </w:rPr>
               <w:t>{reviewedByDesignation}</w:t>
             </w:r>
@@ -3118,37 +1949,21 @@
         </w:tc>
         <w:tc>
           <w:tcPr>
-            <w:tcW w:type="dxa" w:w="1450"/>
-            <w:tcMar>
-              <w:top w:w="90" w:type="dxa"/>
-              <w:start w:w="110" w:type="dxa"/>
-              <w:bottom w:w="90" w:type="dxa"/>
-              <w:end w:w="110" w:type="dxa"/>
-            </w:tcMar>
-            <w:tcBorders>
-              <w:top w:val="single" w:sz="6" w:space="0" w:color="808080"/>
-              <w:start w:val="single" w:sz="6" w:space="0" w:color="808080"/>
-              <w:bottom w:val="single" w:sz="6" w:space="0" w:color="808080"/>
-              <w:end w:val="single" w:sz="6" w:space="0" w:color="808080"/>
-              <w:insideH w:val="single" w:sz="6" w:space="0" w:color="808080"/>
-              <w:insideV w:val="single" w:sz="6" w:space="0" w:color="808080"/>
-            </w:tcBorders>
+            <w:tcW w:type="dxa" w:w="2232"/>
             <w:vAlign w:val="center"/>
           </w:tcPr>
           <w:p>
             <w:pPr>
-              <w:spacing w:before="0" w:after="0" w:line="252" w:lineRule="auto"/>
+              <w:spacing w:after="0" w:line="240" w:lineRule="auto"/>
               <w:jc w:val="left"/>
             </w:pPr>
             <w:r/>
             <w:r>
               <w:rPr>
-                <w:rFonts w:ascii="Times New Roman" w:hAnsi="Times New Roman" w:cs="Times New Roman"/>
+                <w:rFonts w:ascii="Times New Roman" w:hAnsi="Times New Roman" w:eastAsia="Times New Roman"/>
                 <w:b w:val="0"/>
                 <w:i w:val="0"/>
-                <w:vanish w:val="0"/>
-                <w:color w:val="000000"/>
-                <w:sz w:val="16"/>
+                <w:sz w:val="17"/>
               </w:rPr>
               <w:t>{reviewedDate}</w:t>
             </w:r>
@@ -3156,80 +1971,45 @@
         </w:tc>
         <w:tc>
           <w:tcPr>
-            <w:tcW w:type="dxa" w:w="1906"/>
-            <w:tcMar>
-              <w:top w:w="90" w:type="dxa"/>
-              <w:start w:w="110" w:type="dxa"/>
-              <w:bottom w:w="90" w:type="dxa"/>
-              <w:end w:w="110" w:type="dxa"/>
-            </w:tcMar>
-            <w:tcBorders>
-              <w:top w:val="single" w:sz="6" w:space="0" w:color="808080"/>
-              <w:start w:val="single" w:sz="6" w:space="0" w:color="808080"/>
-              <w:bottom w:val="single" w:sz="6" w:space="0" w:color="808080"/>
-              <w:end w:val="single" w:sz="6" w:space="0" w:color="808080"/>
-              <w:insideH w:val="single" w:sz="6" w:space="0" w:color="808080"/>
-              <w:insideV w:val="single" w:sz="6" w:space="0" w:color="808080"/>
-            </w:tcBorders>
+            <w:tcW w:type="dxa" w:w="2808"/>
             <w:vAlign w:val="center"/>
           </w:tcPr>
           <w:p>
             <w:pPr>
-              <w:spacing w:before="0" w:after="0" w:line="252" w:lineRule="auto"/>
-              <w:jc w:val="center"/>
+              <w:spacing w:after="0" w:line="240" w:lineRule="auto"/>
+              <w:jc w:val="left"/>
             </w:pPr>
             <w:r/>
             <w:r>
               <w:rPr>
-                <w:rFonts w:ascii="Times New Roman" w:hAnsi="Times New Roman" w:cs="Times New Roman"/>
+                <w:rFonts w:ascii="Times New Roman" w:hAnsi="Times New Roman" w:eastAsia="Times New Roman"/>
                 <w:b w:val="0"/>
                 <w:i w:val="0"/>
-                <w:vanish w:val="0"/>
-                <w:color w:val="000000"/>
-                <w:sz w:val="16"/>
+                <w:sz w:val="17"/>
               </w:rPr>
-              <w:t>________________</w:t>
+              <w:t>____________________</w:t>
             </w:r>
           </w:p>
         </w:tc>
       </w:tr>
       <w:tr>
-        <w:trPr>
-          <w:cantSplit w:val="true"/>
-        </w:trPr>
         <w:tc>
           <w:tcPr>
-            <w:tcW w:type="dxa" w:w="1550"/>
-            <w:tcMar>
-              <w:top w:w="90" w:type="dxa"/>
-              <w:start w:w="110" w:type="dxa"/>
-              <w:bottom w:w="90" w:type="dxa"/>
-              <w:end w:w="110" w:type="dxa"/>
-            </w:tcMar>
-            <w:tcBorders>
-              <w:top w:val="single" w:sz="6" w:space="0" w:color="808080"/>
-              <w:start w:val="single" w:sz="6" w:space="0" w:color="808080"/>
-              <w:bottom w:val="single" w:sz="6" w:space="0" w:color="808080"/>
-              <w:end w:val="single" w:sz="6" w:space="0" w:color="808080"/>
-              <w:insideH w:val="single" w:sz="6" w:space="0" w:color="808080"/>
-              <w:insideV w:val="single" w:sz="6" w:space="0" w:color="808080"/>
-            </w:tcBorders>
+            <w:tcW w:type="dxa" w:w="1656"/>
             <w:vAlign w:val="center"/>
           </w:tcPr>
           <w:p>
             <w:pPr>
-              <w:spacing w:before="0" w:after="0" w:line="252" w:lineRule="auto"/>
-              <w:jc w:val="center"/>
+              <w:spacing w:after="0" w:line="240" w:lineRule="auto"/>
+              <w:jc w:val="left"/>
             </w:pPr>
             <w:r/>
             <w:r>
               <w:rPr>
-                <w:rFonts w:ascii="Times New Roman" w:hAnsi="Times New Roman" w:cs="Times New Roman"/>
+                <w:rFonts w:ascii="Times New Roman" w:hAnsi="Times New Roman" w:eastAsia="Times New Roman"/>
                 <w:b w:val="0"/>
                 <w:i w:val="0"/>
-                <w:vanish w:val="0"/>
-                <w:color w:val="000000"/>
-                <w:sz w:val="16"/>
+                <w:sz w:val="17"/>
               </w:rPr>
               <w:t>Approved by</w:t>
             </w:r>
@@ -3237,37 +2017,21 @@
         </w:tc>
         <w:tc>
           <w:tcPr>
-            <w:tcW w:type="dxa" w:w="2100"/>
-            <w:tcMar>
-              <w:top w:w="90" w:type="dxa"/>
-              <w:start w:w="110" w:type="dxa"/>
-              <w:bottom w:w="90" w:type="dxa"/>
-              <w:end w:w="110" w:type="dxa"/>
-            </w:tcMar>
-            <w:tcBorders>
-              <w:top w:val="single" w:sz="6" w:space="0" w:color="808080"/>
-              <w:start w:val="single" w:sz="6" w:space="0" w:color="808080"/>
-              <w:bottom w:val="single" w:sz="6" w:space="0" w:color="808080"/>
-              <w:end w:val="single" w:sz="6" w:space="0" w:color="808080"/>
-              <w:insideH w:val="single" w:sz="6" w:space="0" w:color="808080"/>
-              <w:insideV w:val="single" w:sz="6" w:space="0" w:color="808080"/>
-            </w:tcBorders>
+            <w:tcW w:type="dxa" w:w="2880"/>
             <w:vAlign w:val="center"/>
           </w:tcPr>
           <w:p>
             <w:pPr>
-              <w:spacing w:before="0" w:after="0" w:line="252" w:lineRule="auto"/>
+              <w:spacing w:after="0" w:line="240" w:lineRule="auto"/>
               <w:jc w:val="left"/>
             </w:pPr>
             <w:r/>
             <w:r>
               <w:rPr>
-                <w:rFonts w:ascii="Times New Roman" w:hAnsi="Times New Roman" w:cs="Times New Roman"/>
+                <w:rFonts w:ascii="Times New Roman" w:hAnsi="Times New Roman" w:eastAsia="Times New Roman"/>
                 <w:b w:val="0"/>
                 <w:i w:val="0"/>
-                <w:vanish w:val="0"/>
-                <w:color w:val="000000"/>
-                <w:sz w:val="16"/>
+                <w:sz w:val="17"/>
               </w:rPr>
               <w:t>{approvedByName}</w:t>
             </w:r>
@@ -3275,37 +2039,21 @@
         </w:tc>
         <w:tc>
           <w:tcPr>
-            <w:tcW w:type="dxa" w:w="1900"/>
-            <w:tcMar>
-              <w:top w:w="90" w:type="dxa"/>
-              <w:start w:w="110" w:type="dxa"/>
-              <w:bottom w:w="90" w:type="dxa"/>
-              <w:end w:w="110" w:type="dxa"/>
-            </w:tcMar>
-            <w:tcBorders>
-              <w:top w:val="single" w:sz="6" w:space="0" w:color="808080"/>
-              <w:start w:val="single" w:sz="6" w:space="0" w:color="808080"/>
-              <w:bottom w:val="single" w:sz="6" w:space="0" w:color="808080"/>
-              <w:end w:val="single" w:sz="6" w:space="0" w:color="808080"/>
-              <w:insideH w:val="single" w:sz="6" w:space="0" w:color="808080"/>
-              <w:insideV w:val="single" w:sz="6" w:space="0" w:color="808080"/>
-            </w:tcBorders>
+            <w:tcW w:type="dxa" w:w="3240"/>
             <w:vAlign w:val="center"/>
           </w:tcPr>
           <w:p>
             <w:pPr>
-              <w:spacing w:before="0" w:after="0" w:line="252" w:lineRule="auto"/>
+              <w:spacing w:after="0" w:line="240" w:lineRule="auto"/>
               <w:jc w:val="left"/>
             </w:pPr>
             <w:r/>
             <w:r>
               <w:rPr>
-                <w:rFonts w:ascii="Times New Roman" w:hAnsi="Times New Roman" w:cs="Times New Roman"/>
+                <w:rFonts w:ascii="Times New Roman" w:hAnsi="Times New Roman" w:eastAsia="Times New Roman"/>
                 <w:b w:val="0"/>
                 <w:i w:val="0"/>
-                <w:vanish w:val="0"/>
-                <w:color w:val="000000"/>
-                <w:sz w:val="16"/>
+                <w:sz w:val="17"/>
               </w:rPr>
               <w:t>{approvedByDesignation}</w:t>
             </w:r>
@@ -3313,37 +2061,21 @@
         </w:tc>
         <w:tc>
           <w:tcPr>
-            <w:tcW w:type="dxa" w:w="1450"/>
-            <w:tcMar>
-              <w:top w:w="90" w:type="dxa"/>
-              <w:start w:w="110" w:type="dxa"/>
-              <w:bottom w:w="90" w:type="dxa"/>
-              <w:end w:w="110" w:type="dxa"/>
-            </w:tcMar>
-            <w:tcBorders>
-              <w:top w:val="single" w:sz="6" w:space="0" w:color="808080"/>
-              <w:start w:val="single" w:sz="6" w:space="0" w:color="808080"/>
-              <w:bottom w:val="single" w:sz="6" w:space="0" w:color="808080"/>
-              <w:end w:val="single" w:sz="6" w:space="0" w:color="808080"/>
-              <w:insideH w:val="single" w:sz="6" w:space="0" w:color="808080"/>
-              <w:insideV w:val="single" w:sz="6" w:space="0" w:color="808080"/>
-            </w:tcBorders>
+            <w:tcW w:type="dxa" w:w="2232"/>
             <w:vAlign w:val="center"/>
           </w:tcPr>
           <w:p>
             <w:pPr>
-              <w:spacing w:before="0" w:after="0" w:line="252" w:lineRule="auto"/>
+              <w:spacing w:after="0" w:line="240" w:lineRule="auto"/>
               <w:jc w:val="left"/>
             </w:pPr>
             <w:r/>
             <w:r>
               <w:rPr>
-                <w:rFonts w:ascii="Times New Roman" w:hAnsi="Times New Roman" w:cs="Times New Roman"/>
+                <w:rFonts w:ascii="Times New Roman" w:hAnsi="Times New Roman" w:eastAsia="Times New Roman"/>
                 <w:b w:val="0"/>
                 <w:i w:val="0"/>
-                <w:vanish w:val="0"/>
-                <w:color w:val="000000"/>
-                <w:sz w:val="16"/>
+                <w:sz w:val="17"/>
               </w:rPr>
               <w:t>{approvedDate}</w:t>
             </w:r>
@@ -3351,56 +2083,32 @@
         </w:tc>
         <w:tc>
           <w:tcPr>
-            <w:tcW w:type="dxa" w:w="1906"/>
-            <w:tcMar>
-              <w:top w:w="90" w:type="dxa"/>
-              <w:start w:w="110" w:type="dxa"/>
-              <w:bottom w:w="90" w:type="dxa"/>
-              <w:end w:w="110" w:type="dxa"/>
-            </w:tcMar>
-            <w:tcBorders>
-              <w:top w:val="single" w:sz="6" w:space="0" w:color="808080"/>
-              <w:start w:val="single" w:sz="6" w:space="0" w:color="808080"/>
-              <w:bottom w:val="single" w:sz="6" w:space="0" w:color="808080"/>
-              <w:end w:val="single" w:sz="6" w:space="0" w:color="808080"/>
-              <w:insideH w:val="single" w:sz="6" w:space="0" w:color="808080"/>
-              <w:insideV w:val="single" w:sz="6" w:space="0" w:color="808080"/>
-            </w:tcBorders>
+            <w:tcW w:type="dxa" w:w="2808"/>
             <w:vAlign w:val="center"/>
           </w:tcPr>
           <w:p>
             <w:pPr>
-              <w:spacing w:before="0" w:after="0" w:line="252" w:lineRule="auto"/>
-              <w:jc w:val="center"/>
+              <w:spacing w:after="0" w:line="240" w:lineRule="auto"/>
+              <w:jc w:val="left"/>
             </w:pPr>
             <w:r/>
             <w:r>
               <w:rPr>
-                <w:rFonts w:ascii="Times New Roman" w:hAnsi="Times New Roman" w:cs="Times New Roman"/>
+                <w:rFonts w:ascii="Times New Roman" w:hAnsi="Times New Roman" w:eastAsia="Times New Roman"/>
                 <w:b w:val="0"/>
                 <w:i w:val="0"/>
-                <w:vanish w:val="0"/>
-                <w:color w:val="000000"/>
-                <w:sz w:val="16"/>
+                <w:sz w:val="17"/>
               </w:rPr>
-              <w:t>________________</w:t>
+              <w:t>____________________</w:t>
             </w:r>
           </w:p>
         </w:tc>
       </w:tr>
     </w:tbl>
-    <w:p>
-      <w:pPr>
-        <w:keepNext w:val="0"/>
-        <w:keepLines w:val="0"/>
-        <w:spacing w:before="0" w:after="20" w:line="252" w:lineRule="auto"/>
-      </w:pPr>
-    </w:p>
     <w:sectPr>
-      <w:headerReference w:type="default" r:id="rId9"/>
-      <w:footerReference w:type="default" r:id="rId10"/>
-      <w:pgSz w:w="11906" w:h="16838"/>
-      <w:pgMar w:top="1134" w:right="1134" w:bottom="1020" w:left="1134" w:header="454" w:footer="454" w:gutter="0"/>
+      <w:footerReference w:type="default" r:id="rId9"/>
+      <w:pgSz w:w="12240" w:h="15840"/>
+      <w:pgMar w:top="648" w:right="792" w:bottom="648" w:left="792" w:header="720" w:footer="720" w:gutter="0"/>
       <w:cols w:space="720"/>
       <w:docGrid w:linePitch="360"/>
     </w:sectPr>
@@ -3413,50 +2121,19 @@
   <w:p>
     <w:pPr>
       <w:pStyle w:val="Footer"/>
-      <w:spacing w:before="0" w:after="0"/>
       <w:jc w:val="center"/>
     </w:pPr>
     <w:r>
       <w:rPr>
-        <w:rFonts w:ascii="Times New Roman" w:hAnsi="Times New Roman" w:cs="Times New Roman"/>
+        <w:rFonts w:ascii="Times New Roman" w:hAnsi="Times New Roman" w:eastAsia="Times New Roman"/>
         <w:b w:val="0"/>
         <w:i w:val="0"/>
-        <w:vanish w:val="0"/>
-        <w:color w:val="666666"/>
         <w:sz w:val="17"/>
       </w:rPr>
-      <w:t xml:space="preserve">Page </w:t>
-      <w:fldChar w:fldCharType="begin"/>
-      <w:instrText xml:space="preserve"> PAGE </w:instrText>
-      <w:fldChar w:fldCharType="separate"/>
-      <w:t>1</w:t>
-      <w:fldChar w:fldCharType="end"/>
+      <w:t>Form MD-26 | Design Analysis and Verification / Validation Report</w:t>
     </w:r>
   </w:p>
 </w:ftr>
-</file>
-
-<file path=word/header1.xml><?xml version="1.0" encoding="utf-8"?>
-<w:hdr xmlns:m="http://schemas.openxmlformats.org/officeDocument/2006/math" xmlns:mc="http://schemas.openxmlformats.org/markup-compatibility/2006" xmlns:mo="http://schemas.microsoft.com/office/mac/office/2008/main" xmlns:mv="urn:schemas-microsoft-com:mac:vml" xmlns:o="urn:schemas-microsoft-com:office:office" xmlns:r="http://schemas.openxmlformats.org/officeDocument/2006/relationships" xmlns:v="urn:schemas-microsoft-com:vml" xmlns:w10="urn:schemas-microsoft-com:office:word" xmlns:w14="http://schemas.microsoft.com/office/word/2010/wordml" xmlns:w="http://schemas.openxmlformats.org/wordprocessingml/2006/main" xmlns:wne="http://schemas.microsoft.com/office/word/2006/wordml" xmlns:wp14="http://schemas.microsoft.com/office/word/2010/wordprocessingDrawing" xmlns:wp="http://schemas.openxmlformats.org/drawingml/2006/wordprocessingDrawing" xmlns:wpc="http://schemas.microsoft.com/office/word/2010/wordprocessingCanvas" xmlns:wpg="http://schemas.microsoft.com/office/word/2010/wordprocessingGroup" xmlns:wpi="http://schemas.microsoft.com/office/word/2010/wordprocessingInk" xmlns:wps="http://schemas.microsoft.com/office/word/2010/wordprocessingShape" mc:Ignorable="w14 wp14">
-  <w:p>
-    <w:pPr>
-      <w:pStyle w:val="Header"/>
-      <w:spacing w:after="0"/>
-      <w:jc w:val="right"/>
-    </w:pPr>
-    <w:r>
-      <w:rPr>
-        <w:rFonts w:ascii="Times New Roman" w:hAnsi="Times New Roman" w:cs="Times New Roman"/>
-        <w:b w:val="0"/>
-        <w:i w:val="0"/>
-        <w:vanish w:val="0"/>
-        <w:color w:val="666666"/>
-        <w:sz w:val="16"/>
-      </w:rPr>
-      <w:t>MD-26 Non-Predicate Device Permission Dossier</w:t>
-    </w:r>
-  </w:p>
-</w:hdr>
 </file>
 
 <file path=word/numbering.xml><?xml version="1.0" encoding="utf-8"?>
@@ -3823,13 +2500,11 @@
     <w:qFormat/>
     <w:rsid w:val="00FC693F"/>
     <w:pPr>
-      <w:spacing w:before="0" w:after="80" w:line="250" w:lineRule="auto"/>
+      <w:spacing w:after="0" w:line="240" w:lineRule="auto"/>
     </w:pPr>
     <w:rPr>
-      <w:rFonts w:ascii="Times New Roman" w:hAnsi="Times New Roman" w:cs="Times New Roman"/>
-      <w:b w:val="0"/>
-      <w:color w:val="000000"/>
-      <w:sz w:val="19"/>
+      <w:rFonts w:ascii="Times New Roman" w:hAnsi="Times New Roman" w:eastAsia="Times New Roman"/>
+      <w:sz w:val="20"/>
     </w:rPr>
   </w:style>
   <w:style w:type="paragraph" w:styleId="Header">
@@ -3887,15 +2562,15 @@
     <w:pPr>
       <w:keepNext/>
       <w:keepLines/>
-      <w:spacing w:before="240" w:after="100"/>
+      <w:spacing w:before="480" w:after="0"/>
       <w:outlineLvl w:val="0"/>
     </w:pPr>
     <w:rPr>
-      <w:rFonts w:asciiTheme="majorHAnsi" w:eastAsiaTheme="majorEastAsia" w:hAnsiTheme="majorHAnsi" w:cstheme="majorBidi" w:ascii="Times New Roman" w:hAnsi="Times New Roman" w:cs="Times New Roman"/>
+      <w:rFonts w:asciiTheme="majorHAnsi" w:eastAsiaTheme="majorEastAsia" w:hAnsiTheme="majorHAnsi" w:cstheme="majorBidi"/>
       <w:b/>
       <w:bCs/>
-      <w:color w:val="000000"/>
-      <w:sz w:val="26"/>
+      <w:color w:val="365F91" w:themeColor="accent1" w:themeShade="BF"/>
+      <w:sz w:val="28"/>
       <w:szCs w:val="28"/>
     </w:rPr>
   </w:style>
@@ -3911,15 +2586,15 @@
     <w:pPr>
       <w:keepNext/>
       <w:keepLines/>
-      <w:spacing w:before="180" w:after="80"/>
+      <w:spacing w:before="200" w:after="0"/>
       <w:outlineLvl w:val="1"/>
     </w:pPr>
     <w:rPr>
-      <w:rFonts w:asciiTheme="majorHAnsi" w:eastAsiaTheme="majorEastAsia" w:hAnsiTheme="majorHAnsi" w:cstheme="majorBidi" w:ascii="Times New Roman" w:hAnsi="Times New Roman" w:cs="Times New Roman"/>
+      <w:rFonts w:asciiTheme="majorHAnsi" w:eastAsiaTheme="majorEastAsia" w:hAnsiTheme="majorHAnsi" w:cstheme="majorBidi"/>
       <w:b/>
       <w:bCs/>
-      <w:color w:val="000000"/>
-      <w:sz w:val="23"/>
+      <w:color w:val="4F81BD" w:themeColor="accent1"/>
+      <w:sz w:val="26"/>
       <w:szCs w:val="26"/>
     </w:rPr>
   </w:style>
@@ -3935,15 +2610,14 @@
     <w:pPr>
       <w:keepNext/>
       <w:keepLines/>
-      <w:spacing w:before="140" w:after="60"/>
+      <w:spacing w:before="200" w:after="0"/>
       <w:outlineLvl w:val="2"/>
     </w:pPr>
     <w:rPr>
-      <w:rFonts w:asciiTheme="majorHAnsi" w:eastAsiaTheme="majorEastAsia" w:hAnsiTheme="majorHAnsi" w:cstheme="majorBidi" w:ascii="Times New Roman" w:hAnsi="Times New Roman" w:cs="Times New Roman"/>
+      <w:rFonts w:asciiTheme="majorHAnsi" w:eastAsiaTheme="majorEastAsia" w:hAnsiTheme="majorHAnsi" w:cstheme="majorBidi"/>
       <w:b/>
       <w:bCs/>
-      <w:color w:val="000000"/>
-      <w:sz w:val="21"/>
+      <w:color w:val="4F81BD" w:themeColor="accent1"/>
     </w:rPr>
   </w:style>
   <w:style w:type="paragraph" w:styleId="Heading4">
